--- a/school/Lab_3_2026/Lab3_2026.docx
+++ b/school/Lab_3_2026/Lab3_2026.docx
@@ -176,6 +176,88 @@
           <w:szCs w:val="28"/>
         </w:rPr>
       </w:pPr>
+      <w:r>
+        <w:rPr>
+          <w:sz w:val="28"/>
+          <w:szCs w:val="28"/>
+        </w:rPr>
+        <w:drawing>
+          <wp:inline distT="0" distB="0" distL="0" distR="0" wp14:anchorId="516DF8C1" wp14:editId="2F3F1DFE">
+            <wp:extent cx="2878832" cy="1691376"/>
+            <wp:effectExtent l="0" t="0" r="0" b="4445"/>
+            <wp:docPr id="8" name="圖片 8"/>
+            <wp:cNvGraphicFramePr>
+              <a:graphicFrameLocks xmlns:a="http://schemas.openxmlformats.org/drawingml/2006/main" noChangeAspect="1"/>
+            </wp:cNvGraphicFramePr>
+            <a:graphic xmlns:a="http://schemas.openxmlformats.org/drawingml/2006/main">
+              <a:graphicData uri="http://schemas.openxmlformats.org/drawingml/2006/picture">
+                <pic:pic xmlns:pic="http://schemas.openxmlformats.org/drawingml/2006/picture">
+                  <pic:nvPicPr>
+                    <pic:cNvPr id="1" name=""/>
+                    <pic:cNvPicPr/>
+                  </pic:nvPicPr>
+                  <pic:blipFill>
+                    <a:blip r:embed="rId7"/>
+                    <a:stretch>
+                      <a:fillRect/>
+                    </a:stretch>
+                  </pic:blipFill>
+                  <pic:spPr>
+                    <a:xfrm>
+                      <a:off x="0" y="0"/>
+                      <a:ext cx="2885151" cy="1695089"/>
+                    </a:xfrm>
+                    <a:prstGeom prst="rect">
+                      <a:avLst/>
+                    </a:prstGeom>
+                  </pic:spPr>
+                </pic:pic>
+              </a:graphicData>
+            </a:graphic>
+          </wp:inline>
+        </w:drawing>
+      </w:r>
+      <w:r>
+        <w:rPr>
+          <w:sz w:val="28"/>
+          <w:szCs w:val="28"/>
+        </w:rPr>
+        <w:drawing>
+          <wp:inline distT="0" distB="0" distL="0" distR="0" wp14:anchorId="2AF1ACBC" wp14:editId="05E21888">
+            <wp:extent cx="2880790" cy="1692525"/>
+            <wp:effectExtent l="0" t="0" r="0" b="3175"/>
+            <wp:docPr id="11" name="圖片 11"/>
+            <wp:cNvGraphicFramePr>
+              <a:graphicFrameLocks xmlns:a="http://schemas.openxmlformats.org/drawingml/2006/main" noChangeAspect="1"/>
+            </wp:cNvGraphicFramePr>
+            <a:graphic xmlns:a="http://schemas.openxmlformats.org/drawingml/2006/main">
+              <a:graphicData uri="http://schemas.openxmlformats.org/drawingml/2006/picture">
+                <pic:pic xmlns:pic="http://schemas.openxmlformats.org/drawingml/2006/picture">
+                  <pic:nvPicPr>
+                    <pic:cNvPr id="1" name=""/>
+                    <pic:cNvPicPr/>
+                  </pic:nvPicPr>
+                  <pic:blipFill>
+                    <a:blip r:embed="rId8"/>
+                    <a:stretch>
+                      <a:fillRect/>
+                    </a:stretch>
+                  </pic:blipFill>
+                  <pic:spPr>
+                    <a:xfrm>
+                      <a:off x="0" y="0"/>
+                      <a:ext cx="2887197" cy="1696289"/>
+                    </a:xfrm>
+                    <a:prstGeom prst="rect">
+                      <a:avLst/>
+                    </a:prstGeom>
+                  </pic:spPr>
+                </pic:pic>
+              </a:graphicData>
+            </a:graphic>
+          </wp:inline>
+        </w:drawing>
+      </w:r>
     </w:p>
     <w:p>
       <w:pPr>
@@ -359,10 +441,10 @@
             <v:path o:extrusionok="f" gradientshapeok="t" o:connecttype="rect"/>
             <o:lock v:ext="edit" aspectratio="t"/>
           </v:shapetype>
-          <v:shape id="_x0000_i1025" type="#_x0000_t75" style="width:243.85pt;height:238.95pt" o:ole="">
-            <v:imagedata r:id="rId7" o:title=""/>
+          <v:shape id="_x0000_i1025" type="#_x0000_t75" style="width:243.9pt;height:238.9pt" o:ole="">
+            <v:imagedata r:id="rId9" o:title=""/>
           </v:shape>
-          <o:OLEObject Type="Embed" ProgID="Visio.Drawing.15" ShapeID="_x0000_i1025" DrawAspect="Content" ObjectID="_1837297851" r:id="rId8"/>
+          <o:OLEObject Type="Embed" ProgID="Visio.Drawing.15" ShapeID="_x0000_i1025" DrawAspect="Content" ObjectID="_1837342033" r:id="rId10"/>
         </w:object>
       </w:r>
     </w:p>
@@ -515,6 +597,192 @@
           <w:szCs w:val="24"/>
         </w:rPr>
       </w:pPr>
+      <w:r>
+        <w:rPr>
+          <w:rFonts w:ascii="標楷體" w:eastAsia="標楷體" w:hAnsi="標楷體" w:cs="Times New Roman"/>
+          <w:szCs w:val="24"/>
+        </w:rPr>
+        <w:lastRenderedPageBreak/>
+        <w:drawing>
+          <wp:inline distT="0" distB="0" distL="0" distR="0" wp14:anchorId="24873F02" wp14:editId="45822BF9">
+            <wp:extent cx="3897640" cy="2289947"/>
+            <wp:effectExtent l="0" t="0" r="7620" b="0"/>
+            <wp:docPr id="2" name="圖片 2"/>
+            <wp:cNvGraphicFramePr>
+              <a:graphicFrameLocks xmlns:a="http://schemas.openxmlformats.org/drawingml/2006/main" noChangeAspect="1"/>
+            </wp:cNvGraphicFramePr>
+            <a:graphic xmlns:a="http://schemas.openxmlformats.org/drawingml/2006/main">
+              <a:graphicData uri="http://schemas.openxmlformats.org/drawingml/2006/picture">
+                <pic:pic xmlns:pic="http://schemas.openxmlformats.org/drawingml/2006/picture">
+                  <pic:nvPicPr>
+                    <pic:cNvPr id="1" name=""/>
+                    <pic:cNvPicPr/>
+                  </pic:nvPicPr>
+                  <pic:blipFill>
+                    <a:blip r:embed="rId11"/>
+                    <a:stretch>
+                      <a:fillRect/>
+                    </a:stretch>
+                  </pic:blipFill>
+                  <pic:spPr>
+                    <a:xfrm>
+                      <a:off x="0" y="0"/>
+                      <a:ext cx="3898872" cy="2290671"/>
+                    </a:xfrm>
+                    <a:prstGeom prst="rect">
+                      <a:avLst/>
+                    </a:prstGeom>
+                  </pic:spPr>
+                </pic:pic>
+              </a:graphicData>
+            </a:graphic>
+          </wp:inline>
+        </w:drawing>
+      </w:r>
+    </w:p>
+    <w:p>
+      <w:pPr>
+        <w:pStyle w:val="a8"/>
+        <w:ind w:leftChars="0" w:left="1080"/>
+        <w:rPr>
+          <w:rFonts w:ascii="標楷體" w:eastAsia="標楷體" w:hAnsi="標楷體" w:cs="Times New Roman"/>
+          <w:szCs w:val="24"/>
+        </w:rPr>
+      </w:pPr>
+      <w:r>
+        <w:rPr>
+          <w:rFonts w:ascii="標楷體" w:eastAsia="標楷體" w:hAnsi="標楷體" w:cs="Times New Roman"/>
+          <w:szCs w:val="24"/>
+        </w:rPr>
+        <w:drawing>
+          <wp:inline distT="0" distB="0" distL="0" distR="0" wp14:anchorId="4218A1DB" wp14:editId="7810867D">
+            <wp:extent cx="3097840" cy="4444476"/>
+            <wp:effectExtent l="0" t="0" r="7620" b="0"/>
+            <wp:docPr id="3" name="圖片 3"/>
+            <wp:cNvGraphicFramePr>
+              <a:graphicFrameLocks xmlns:a="http://schemas.openxmlformats.org/drawingml/2006/main" noChangeAspect="1"/>
+            </wp:cNvGraphicFramePr>
+            <a:graphic xmlns:a="http://schemas.openxmlformats.org/drawingml/2006/main">
+              <a:graphicData uri="http://schemas.openxmlformats.org/drawingml/2006/picture">
+                <pic:pic xmlns:pic="http://schemas.openxmlformats.org/drawingml/2006/picture">
+                  <pic:nvPicPr>
+                    <pic:cNvPr id="1" name=""/>
+                    <pic:cNvPicPr/>
+                  </pic:nvPicPr>
+                  <pic:blipFill>
+                    <a:blip r:embed="rId12"/>
+                    <a:stretch>
+                      <a:fillRect/>
+                    </a:stretch>
+                  </pic:blipFill>
+                  <pic:spPr>
+                    <a:xfrm>
+                      <a:off x="0" y="0"/>
+                      <a:ext cx="3106275" cy="4456577"/>
+                    </a:xfrm>
+                    <a:prstGeom prst="rect">
+                      <a:avLst/>
+                    </a:prstGeom>
+                  </pic:spPr>
+                </pic:pic>
+              </a:graphicData>
+            </a:graphic>
+          </wp:inline>
+        </w:drawing>
+      </w:r>
+      <w:r>
+        <w:rPr>
+          <w:rFonts w:ascii="標楷體" w:eastAsia="標楷體" w:hAnsi="標楷體" w:cs="Times New Roman"/>
+          <w:szCs w:val="24"/>
+        </w:rPr>
+        <w:drawing>
+          <wp:inline distT="0" distB="0" distL="0" distR="0" wp14:anchorId="4AEBFC5A" wp14:editId="34089BB4">
+            <wp:extent cx="2617419" cy="4437981"/>
+            <wp:effectExtent l="0" t="0" r="0" b="1270"/>
+            <wp:docPr id="4" name="圖片 4"/>
+            <wp:cNvGraphicFramePr>
+              <a:graphicFrameLocks xmlns:a="http://schemas.openxmlformats.org/drawingml/2006/main" noChangeAspect="1"/>
+            </wp:cNvGraphicFramePr>
+            <a:graphic xmlns:a="http://schemas.openxmlformats.org/drawingml/2006/main">
+              <a:graphicData uri="http://schemas.openxmlformats.org/drawingml/2006/picture">
+                <pic:pic xmlns:pic="http://schemas.openxmlformats.org/drawingml/2006/picture">
+                  <pic:nvPicPr>
+                    <pic:cNvPr id="1" name=""/>
+                    <pic:cNvPicPr/>
+                  </pic:nvPicPr>
+                  <pic:blipFill>
+                    <a:blip r:embed="rId13"/>
+                    <a:stretch>
+                      <a:fillRect/>
+                    </a:stretch>
+                  </pic:blipFill>
+                  <pic:spPr>
+                    <a:xfrm>
+                      <a:off x="0" y="0"/>
+                      <a:ext cx="2623041" cy="4447514"/>
+                    </a:xfrm>
+                    <a:prstGeom prst="rect">
+                      <a:avLst/>
+                    </a:prstGeom>
+                  </pic:spPr>
+                </pic:pic>
+              </a:graphicData>
+            </a:graphic>
+          </wp:inline>
+        </w:drawing>
+      </w:r>
+    </w:p>
+    <w:p>
+      <w:pPr>
+        <w:pStyle w:val="a8"/>
+        <w:ind w:leftChars="0" w:left="1080"/>
+        <w:rPr>
+          <w:rFonts w:ascii="標楷體" w:eastAsia="標楷體" w:hAnsi="標楷體" w:cs="Times New Roman" w:hint="eastAsia"/>
+          <w:szCs w:val="24"/>
+        </w:rPr>
+      </w:pPr>
+      <w:r>
+        <w:rPr>
+          <w:rFonts w:ascii="標楷體" w:eastAsia="標楷體" w:hAnsi="標楷體" w:cs="Times New Roman"/>
+          <w:szCs w:val="24"/>
+        </w:rPr>
+        <w:lastRenderedPageBreak/>
+        <w:drawing>
+          <wp:inline distT="0" distB="0" distL="0" distR="0" wp14:anchorId="3F6CCAFE" wp14:editId="0D02B5B5">
+            <wp:extent cx="5890260" cy="4582314"/>
+            <wp:effectExtent l="0" t="0" r="0" b="8890"/>
+            <wp:docPr id="5" name="圖片 5"/>
+            <wp:cNvGraphicFramePr>
+              <a:graphicFrameLocks xmlns:a="http://schemas.openxmlformats.org/drawingml/2006/main" noChangeAspect="1"/>
+            </wp:cNvGraphicFramePr>
+            <a:graphic xmlns:a="http://schemas.openxmlformats.org/drawingml/2006/main">
+              <a:graphicData uri="http://schemas.openxmlformats.org/drawingml/2006/picture">
+                <pic:pic xmlns:pic="http://schemas.openxmlformats.org/drawingml/2006/picture">
+                  <pic:nvPicPr>
+                    <pic:cNvPr id="1" name=""/>
+                    <pic:cNvPicPr/>
+                  </pic:nvPicPr>
+                  <pic:blipFill>
+                    <a:blip r:embed="rId14"/>
+                    <a:stretch>
+                      <a:fillRect/>
+                    </a:stretch>
+                  </pic:blipFill>
+                  <pic:spPr>
+                    <a:xfrm>
+                      <a:off x="0" y="0"/>
+                      <a:ext cx="5894065" cy="4585274"/>
+                    </a:xfrm>
+                    <a:prstGeom prst="rect">
+                      <a:avLst/>
+                    </a:prstGeom>
+                  </pic:spPr>
+                </pic:pic>
+              </a:graphicData>
+            </a:graphic>
+          </wp:inline>
+        </w:drawing>
+      </w:r>
     </w:p>
     <w:p>
       <w:pPr>
@@ -580,6 +848,88 @@
           <w:szCs w:val="24"/>
         </w:rPr>
       </w:pPr>
+      <w:r>
+        <w:rPr>
+          <w:rFonts w:ascii="標楷體" w:eastAsia="標楷體" w:hAnsi="標楷體" w:cs="Times New Roman"/>
+          <w:szCs w:val="24"/>
+        </w:rPr>
+        <w:drawing>
+          <wp:inline distT="0" distB="0" distL="0" distR="0" wp14:anchorId="279D69EA" wp14:editId="5270BFFC">
+            <wp:extent cx="3545062" cy="2082800"/>
+            <wp:effectExtent l="0" t="0" r="0" b="0"/>
+            <wp:docPr id="6" name="圖片 6"/>
+            <wp:cNvGraphicFramePr>
+              <a:graphicFrameLocks xmlns:a="http://schemas.openxmlformats.org/drawingml/2006/main" noChangeAspect="1"/>
+            </wp:cNvGraphicFramePr>
+            <a:graphic xmlns:a="http://schemas.openxmlformats.org/drawingml/2006/main">
+              <a:graphicData uri="http://schemas.openxmlformats.org/drawingml/2006/picture">
+                <pic:pic xmlns:pic="http://schemas.openxmlformats.org/drawingml/2006/picture">
+                  <pic:nvPicPr>
+                    <pic:cNvPr id="1" name=""/>
+                    <pic:cNvPicPr/>
+                  </pic:nvPicPr>
+                  <pic:blipFill>
+                    <a:blip r:embed="rId15"/>
+                    <a:stretch>
+                      <a:fillRect/>
+                    </a:stretch>
+                  </pic:blipFill>
+                  <pic:spPr>
+                    <a:xfrm>
+                      <a:off x="0" y="0"/>
+                      <a:ext cx="3557994" cy="2090398"/>
+                    </a:xfrm>
+                    <a:prstGeom prst="rect">
+                      <a:avLst/>
+                    </a:prstGeom>
+                  </pic:spPr>
+                </pic:pic>
+              </a:graphicData>
+            </a:graphic>
+          </wp:inline>
+        </w:drawing>
+      </w:r>
+      <w:r>
+        <w:rPr>
+          <w:rFonts w:ascii="標楷體" w:eastAsia="標楷體" w:hAnsi="標楷體" w:cs="Times New Roman"/>
+          <w:szCs w:val="24"/>
+        </w:rPr>
+        <w:drawing>
+          <wp:inline distT="0" distB="0" distL="0" distR="0" wp14:anchorId="29640700" wp14:editId="63B032A7">
+            <wp:extent cx="5168900" cy="836131"/>
+            <wp:effectExtent l="0" t="0" r="0" b="2540"/>
+            <wp:docPr id="7" name="圖片 7"/>
+            <wp:cNvGraphicFramePr>
+              <a:graphicFrameLocks xmlns:a="http://schemas.openxmlformats.org/drawingml/2006/main" noChangeAspect="1"/>
+            </wp:cNvGraphicFramePr>
+            <a:graphic xmlns:a="http://schemas.openxmlformats.org/drawingml/2006/main">
+              <a:graphicData uri="http://schemas.openxmlformats.org/drawingml/2006/picture">
+                <pic:pic xmlns:pic="http://schemas.openxmlformats.org/drawingml/2006/picture">
+                  <pic:nvPicPr>
+                    <pic:cNvPr id="1" name=""/>
+                    <pic:cNvPicPr/>
+                  </pic:nvPicPr>
+                  <pic:blipFill>
+                    <a:blip r:embed="rId16"/>
+                    <a:stretch>
+                      <a:fillRect/>
+                    </a:stretch>
+                  </pic:blipFill>
+                  <pic:spPr>
+                    <a:xfrm>
+                      <a:off x="0" y="0"/>
+                      <a:ext cx="5181642" cy="838192"/>
+                    </a:xfrm>
+                    <a:prstGeom prst="rect">
+                      <a:avLst/>
+                    </a:prstGeom>
+                  </pic:spPr>
+                </pic:pic>
+              </a:graphicData>
+            </a:graphic>
+          </wp:inline>
+        </w:drawing>
+      </w:r>
     </w:p>
     <w:p>
       <w:pPr>
@@ -724,6 +1074,73 @@
           <w:bCs/>
         </w:rPr>
       </w:pPr>
+    </w:p>
+    <w:p>
+      <w:pPr>
+        <w:rPr>
+          <w:b/>
+          <w:bCs/>
+        </w:rPr>
+      </w:pPr>
+      <w:r>
+        <w:rPr>
+          <w:rFonts w:hint="eastAsia"/>
+          <w:b/>
+          <w:bCs/>
+        </w:rPr>
+        <w:lastRenderedPageBreak/>
+        <w:t>除錯紀錄：</w:t>
+      </w:r>
+    </w:p>
+    <w:p>
+      <w:pPr>
+        <w:rPr>
+          <w:rFonts w:hint="eastAsia"/>
+          <w:b/>
+          <w:bCs/>
+        </w:rPr>
+      </w:pPr>
+      <w:r>
+        <w:rPr>
+          <w:sz w:val="28"/>
+          <w:szCs w:val="28"/>
+        </w:rPr>
+        <w:drawing>
+          <wp:inline distT="0" distB="0" distL="0" distR="0" wp14:anchorId="30E883FA" wp14:editId="63E2CF27">
+            <wp:extent cx="6645910" cy="3904615"/>
+            <wp:effectExtent l="0" t="0" r="2540" b="635"/>
+            <wp:docPr id="1" name="圖片 1"/>
+            <wp:cNvGraphicFramePr>
+              <a:graphicFrameLocks xmlns:a="http://schemas.openxmlformats.org/drawingml/2006/main" noChangeAspect="1"/>
+            </wp:cNvGraphicFramePr>
+            <a:graphic xmlns:a="http://schemas.openxmlformats.org/drawingml/2006/main">
+              <a:graphicData uri="http://schemas.openxmlformats.org/drawingml/2006/picture">
+                <pic:pic xmlns:pic="http://schemas.openxmlformats.org/drawingml/2006/picture">
+                  <pic:nvPicPr>
+                    <pic:cNvPr id="1" name=""/>
+                    <pic:cNvPicPr/>
+                  </pic:nvPicPr>
+                  <pic:blipFill>
+                    <a:blip r:embed="rId17"/>
+                    <a:stretch>
+                      <a:fillRect/>
+                    </a:stretch>
+                  </pic:blipFill>
+                  <pic:spPr>
+                    <a:xfrm>
+                      <a:off x="0" y="0"/>
+                      <a:ext cx="6645910" cy="3904615"/>
+                    </a:xfrm>
+                    <a:prstGeom prst="rect">
+                      <a:avLst/>
+                    </a:prstGeom>
+                  </pic:spPr>
+                </pic:pic>
+              </a:graphicData>
+            </a:graphic>
+          </wp:inline>
+        </w:drawing>
+      </w:r>
     </w:p>
     <w:sectPr>
       <w:pgSz w:w="11906" w:h="16838"/>

--- a/school/Lab_3_2026/Lab3_2026.docx
+++ b/school/Lab_3_2026/Lab3_2026.docx
@@ -131,13 +131,23 @@
         </w:rPr>
         <w:t>姓名:</w:t>
       </w:r>
+      <w:proofErr w:type="gramStart"/>
       <w:r>
         <w:rPr>
           <w:rFonts w:ascii="標楷體" w:eastAsia="標楷體" w:hAnsi="標楷體" w:hint="eastAsia"/>
           <w:sz w:val="28"/>
           <w:szCs w:val="28"/>
         </w:rPr>
-        <w:t>涂名恩</w:t>
+        <w:t>涂</w:t>
+      </w:r>
+      <w:proofErr w:type="gramEnd"/>
+      <w:r>
+        <w:rPr>
+          <w:rFonts w:ascii="標楷體" w:eastAsia="標楷體" w:hAnsi="標楷體" w:hint="eastAsia"/>
+          <w:sz w:val="28"/>
+          <w:szCs w:val="28"/>
+        </w:rPr>
+        <w:t>名恩</w:t>
       </w:r>
     </w:p>
     <w:p>
@@ -172,20 +182,20 @@
     <w:p>
       <w:pPr>
         <w:rPr>
+          <w:noProof/>
+        </w:rPr>
+      </w:pPr>
+      <w:r>
+        <w:rPr>
+          <w:noProof/>
           <w:sz w:val="28"/>
           <w:szCs w:val="28"/>
         </w:rPr>
-      </w:pPr>
-      <w:r>
-        <w:rPr>
-          <w:sz w:val="28"/>
-          <w:szCs w:val="28"/>
-        </w:rPr>
         <w:drawing>
-          <wp:inline distT="0" distB="0" distL="0" distR="0" wp14:anchorId="516DF8C1" wp14:editId="2F3F1DFE">
-            <wp:extent cx="2878832" cy="1691376"/>
-            <wp:effectExtent l="0" t="0" r="0" b="4445"/>
-            <wp:docPr id="8" name="圖片 8"/>
+          <wp:inline distT="0" distB="0" distL="0" distR="0" wp14:anchorId="511DC380" wp14:editId="2075E522">
+            <wp:extent cx="3087769" cy="1685498"/>
+            <wp:effectExtent l="0" t="0" r="0" b="0"/>
+            <wp:docPr id="9" name="圖片 9"/>
             <wp:cNvGraphicFramePr>
               <a:graphicFrameLocks xmlns:a="http://schemas.openxmlformats.org/drawingml/2006/main" noChangeAspect="1"/>
             </wp:cNvGraphicFramePr>
@@ -205,7 +215,7 @@
                   <pic:spPr>
                     <a:xfrm>
                       <a:off x="0" y="0"/>
-                      <a:ext cx="2885151" cy="1695089"/>
+                      <a:ext cx="3102425" cy="1693498"/>
                     </a:xfrm>
                     <a:prstGeom prst="rect">
                       <a:avLst/>
@@ -219,14 +229,21 @@
       </w:r>
       <w:r>
         <w:rPr>
+          <w:noProof/>
+        </w:rPr>
+        <w:t xml:space="preserve"> </w:t>
+      </w:r>
+      <w:r>
+        <w:rPr>
+          <w:noProof/>
           <w:sz w:val="28"/>
           <w:szCs w:val="28"/>
         </w:rPr>
         <w:drawing>
-          <wp:inline distT="0" distB="0" distL="0" distR="0" wp14:anchorId="2AF1ACBC" wp14:editId="05E21888">
-            <wp:extent cx="2880790" cy="1692525"/>
-            <wp:effectExtent l="0" t="0" r="0" b="3175"/>
-            <wp:docPr id="11" name="圖片 11"/>
+          <wp:inline distT="0" distB="0" distL="0" distR="0" wp14:anchorId="78222F47" wp14:editId="4DA3D440">
+            <wp:extent cx="3062207" cy="1689100"/>
+            <wp:effectExtent l="0" t="0" r="5080" b="6350"/>
+            <wp:docPr id="13" name="圖片 13"/>
             <wp:cNvGraphicFramePr>
               <a:graphicFrameLocks xmlns:a="http://schemas.openxmlformats.org/drawingml/2006/main" noChangeAspect="1"/>
             </wp:cNvGraphicFramePr>
@@ -246,7 +263,57 @@
                   <pic:spPr>
                     <a:xfrm>
                       <a:off x="0" y="0"/>
-                      <a:ext cx="2887197" cy="1696289"/>
+                      <a:ext cx="3065952" cy="1691166"/>
+                    </a:xfrm>
+                    <a:prstGeom prst="rect">
+                      <a:avLst/>
+                    </a:prstGeom>
+                  </pic:spPr>
+                </pic:pic>
+              </a:graphicData>
+            </a:graphic>
+          </wp:inline>
+        </w:drawing>
+      </w:r>
+    </w:p>
+    <w:p>
+      <w:pPr>
+        <w:rPr>
+          <w:sz w:val="28"/>
+          <w:szCs w:val="28"/>
+        </w:rPr>
+      </w:pPr>
+      <w:r>
+        <w:rPr>
+          <w:noProof/>
+          <w:sz w:val="28"/>
+          <w:szCs w:val="28"/>
+        </w:rPr>
+        <w:drawing>
+          <wp:inline distT="0" distB="0" distL="0" distR="0" wp14:anchorId="07655623" wp14:editId="376291C2">
+            <wp:extent cx="6645910" cy="2004695"/>
+            <wp:effectExtent l="0" t="0" r="2540" b="0"/>
+            <wp:docPr id="14" name="圖片 14"/>
+            <wp:cNvGraphicFramePr>
+              <a:graphicFrameLocks xmlns:a="http://schemas.openxmlformats.org/drawingml/2006/main" noChangeAspect="1"/>
+            </wp:cNvGraphicFramePr>
+            <a:graphic xmlns:a="http://schemas.openxmlformats.org/drawingml/2006/main">
+              <a:graphicData uri="http://schemas.openxmlformats.org/drawingml/2006/picture">
+                <pic:pic xmlns:pic="http://schemas.openxmlformats.org/drawingml/2006/picture">
+                  <pic:nvPicPr>
+                    <pic:cNvPr id="1" name=""/>
+                    <pic:cNvPicPr/>
+                  </pic:nvPicPr>
+                  <pic:blipFill>
+                    <a:blip r:embed="rId9"/>
+                    <a:stretch>
+                      <a:fillRect/>
+                    </a:stretch>
+                  </pic:blipFill>
+                  <pic:spPr>
+                    <a:xfrm>
+                      <a:off x="0" y="0"/>
+                      <a:ext cx="6645910" cy="2004695"/>
                     </a:xfrm>
                     <a:prstGeom prst="rect">
                       <a:avLst/>
@@ -441,10 +508,10 @@
             <v:path o:extrusionok="f" gradientshapeok="t" o:connecttype="rect"/>
             <o:lock v:ext="edit" aspectratio="t"/>
           </v:shapetype>
-          <v:shape id="_x0000_i1025" type="#_x0000_t75" style="width:243.9pt;height:238.9pt" o:ole="">
-            <v:imagedata r:id="rId9" o:title=""/>
+          <v:shape id="_x0000_i1025" type="#_x0000_t75" style="width:243.8pt;height:238.8pt" o:ole="">
+            <v:imagedata r:id="rId10" o:title=""/>
           </v:shape>
-          <o:OLEObject Type="Embed" ProgID="Visio.Drawing.15" ShapeID="_x0000_i1025" DrawAspect="Content" ObjectID="_1837342033" r:id="rId10"/>
+          <o:OLEObject Type="Embed" ProgID="Visio.Drawing.15" ShapeID="_x0000_i1025" DrawAspect="Content" ObjectID="_1838655851" r:id="rId11"/>
         </w:object>
       </w:r>
     </w:p>
@@ -491,6 +558,7 @@
           <w:rFonts w:ascii="標楷體" w:eastAsia="標楷體" w:hAnsi="標楷體" w:cs="Times New Roman" w:hint="eastAsia"/>
           <w:szCs w:val="24"/>
         </w:rPr>
+        <w:lastRenderedPageBreak/>
         <w:t>請在報告詳細說明電路的設計方法，包含狀態的設定，輸出與狀態和輸入的關係，以及如何控制狀態的轉換。</w:t>
       </w:r>
       <w:r>
@@ -531,6 +599,896 @@
           <w:szCs w:val="24"/>
         </w:rPr>
       </w:pPr>
+      <w:r>
+        <w:rPr>
+          <w:rFonts w:ascii="標楷體" w:eastAsia="標楷體" w:hAnsi="標楷體" w:cs="Times New Roman" w:hint="eastAsia"/>
+          <w:szCs w:val="24"/>
+        </w:rPr>
+        <w:t>設計方法</w:t>
+      </w:r>
+      <w:r>
+        <w:rPr>
+          <w:rFonts w:ascii="標楷體" w:eastAsia="標楷體" w:hAnsi="標楷體" w:cs="Times New Roman" w:hint="eastAsia"/>
+          <w:szCs w:val="24"/>
+        </w:rPr>
+        <w:t>：</w:t>
+      </w:r>
+    </w:p>
+    <w:p>
+      <w:pPr>
+        <w:pStyle w:val="a8"/>
+        <w:ind w:leftChars="0" w:left="1080" w:firstLine="360"/>
+        <w:rPr>
+          <w:rFonts w:ascii="標楷體" w:eastAsia="標楷體" w:hAnsi="標楷體" w:cs="Times New Roman"/>
+          <w:szCs w:val="24"/>
+        </w:rPr>
+      </w:pPr>
+      <w:r>
+        <w:rPr>
+          <w:rFonts w:ascii="標楷體" w:eastAsia="標楷體" w:hAnsi="標楷體" w:cs="Times New Roman"/>
+          <w:szCs w:val="24"/>
+        </w:rPr>
+        <w:t>有限狀態機依序顯示學號各位數值的累加結果</w:t>
+      </w:r>
+      <w:r>
+        <w:rPr>
+          <w:rFonts w:ascii="標楷體" w:eastAsia="標楷體" w:hAnsi="標楷體" w:cs="Times New Roman" w:hint="eastAsia"/>
+          <w:szCs w:val="24"/>
+        </w:rPr>
+        <w:t>。</w:t>
+      </w:r>
+    </w:p>
+    <w:p>
+      <w:pPr>
+        <w:pStyle w:val="a8"/>
+        <w:ind w:leftChars="0" w:left="1080"/>
+        <w:rPr>
+          <w:rFonts w:ascii="標楷體" w:eastAsia="標楷體" w:hAnsi="標楷體" w:cs="Times New Roman"/>
+          <w:szCs w:val="24"/>
+        </w:rPr>
+      </w:pPr>
+      <w:r>
+        <w:rPr>
+          <w:rFonts w:ascii="標楷體" w:eastAsia="標楷體" w:hAnsi="標楷體" w:cs="Times New Roman"/>
+          <w:szCs w:val="24"/>
+        </w:rPr>
+        <w:t>狀態的設定</w:t>
+      </w:r>
+      <w:r>
+        <w:rPr>
+          <w:rFonts w:ascii="標楷體" w:eastAsia="標楷體" w:hAnsi="標楷體" w:cs="Times New Roman" w:hint="eastAsia"/>
+          <w:szCs w:val="24"/>
+        </w:rPr>
+        <w:t>：</w:t>
+      </w:r>
+    </w:p>
+    <w:tbl>
+      <w:tblPr>
+        <w:tblStyle w:val="a7"/>
+        <w:tblW w:w="0" w:type="auto"/>
+        <w:tblInd w:w="1080" w:type="dxa"/>
+        <w:tblLook w:val="04A0" w:firstRow="1" w:lastRow="0" w:firstColumn="1" w:lastColumn="0" w:noHBand="0" w:noVBand="1"/>
+      </w:tblPr>
+      <w:tblGrid>
+        <w:gridCol w:w="900"/>
+        <w:gridCol w:w="1559"/>
+        <w:gridCol w:w="1276"/>
+      </w:tblGrid>
+      <w:tr>
+        <w:tc>
+          <w:tcPr>
+            <w:tcW w:w="900" w:type="dxa"/>
+          </w:tcPr>
+          <w:p>
+            <w:pPr>
+              <w:pStyle w:val="a8"/>
+              <w:ind w:leftChars="0" w:left="0"/>
+              <w:rPr>
+                <w:rFonts w:ascii="標楷體" w:eastAsia="標楷體" w:hAnsi="標楷體" w:cs="Times New Roman"/>
+                <w:szCs w:val="24"/>
+              </w:rPr>
+            </w:pPr>
+            <w:r>
+              <w:rPr>
+                <w:rFonts w:ascii="標楷體" w:eastAsia="標楷體" w:hAnsi="標楷體" w:cs="Times New Roman"/>
+                <w:szCs w:val="24"/>
+              </w:rPr>
+              <w:t>狀態</w:t>
+            </w:r>
+          </w:p>
+        </w:tc>
+        <w:tc>
+          <w:tcPr>
+            <w:tcW w:w="1559" w:type="dxa"/>
+          </w:tcPr>
+          <w:p>
+            <w:pPr>
+              <w:pStyle w:val="a8"/>
+              <w:ind w:leftChars="0" w:left="0"/>
+              <w:rPr>
+                <w:rFonts w:ascii="標楷體" w:eastAsia="標楷體" w:hAnsi="標楷體" w:cs="Times New Roman"/>
+                <w:szCs w:val="24"/>
+              </w:rPr>
+            </w:pPr>
+            <w:r>
+              <w:rPr>
+                <w:rFonts w:ascii="標楷體" w:eastAsia="標楷體" w:hAnsi="標楷體" w:cs="Times New Roman" w:hint="eastAsia"/>
+                <w:szCs w:val="24"/>
+              </w:rPr>
+              <w:t>對應數值</w:t>
+            </w:r>
+          </w:p>
+        </w:tc>
+        <w:tc>
+          <w:tcPr>
+            <w:tcW w:w="1276" w:type="dxa"/>
+          </w:tcPr>
+          <w:p>
+            <w:pPr>
+              <w:pStyle w:val="a8"/>
+              <w:ind w:leftChars="0" w:left="0"/>
+              <w:rPr>
+                <w:rFonts w:ascii="標楷體" w:eastAsia="標楷體" w:hAnsi="標楷體" w:cs="Times New Roman"/>
+                <w:szCs w:val="24"/>
+              </w:rPr>
+            </w:pPr>
+            <w:r>
+              <w:rPr>
+                <w:rFonts w:ascii="標楷體" w:eastAsia="標楷體" w:hAnsi="標楷體" w:cs="Times New Roman" w:hint="eastAsia"/>
+                <w:szCs w:val="24"/>
+              </w:rPr>
+              <w:t>累加結果</w:t>
+            </w:r>
+          </w:p>
+        </w:tc>
+      </w:tr>
+      <w:tr>
+        <w:tc>
+          <w:tcPr>
+            <w:tcW w:w="900" w:type="dxa"/>
+          </w:tcPr>
+          <w:p>
+            <w:pPr>
+              <w:pStyle w:val="a8"/>
+              <w:ind w:leftChars="0" w:left="0"/>
+              <w:rPr>
+                <w:rFonts w:ascii="標楷體" w:eastAsia="標楷體" w:hAnsi="標楷體" w:cs="Times New Roman"/>
+                <w:szCs w:val="24"/>
+              </w:rPr>
+            </w:pPr>
+            <w:r>
+              <w:rPr>
+                <w:rFonts w:ascii="標楷體" w:eastAsia="標楷體" w:hAnsi="標楷體" w:cs="Times New Roman" w:hint="eastAsia"/>
+                <w:szCs w:val="24"/>
+              </w:rPr>
+              <w:t>S0</w:t>
+            </w:r>
+          </w:p>
+        </w:tc>
+        <w:tc>
+          <w:tcPr>
+            <w:tcW w:w="1559" w:type="dxa"/>
+          </w:tcPr>
+          <w:p>
+            <w:pPr>
+              <w:rPr>
+                <w:rFonts w:ascii="標楷體" w:eastAsia="標楷體" w:hAnsi="標楷體" w:cs="Times New Roman"/>
+                <w:szCs w:val="24"/>
+              </w:rPr>
+            </w:pPr>
+            <w:r>
+              <w:rPr>
+                <w:rFonts w:ascii="標楷體" w:eastAsia="標楷體" w:hAnsi="標楷體" w:cs="Times New Roman"/>
+                <w:szCs w:val="24"/>
+              </w:rPr>
+              <w:t>A0 = 0</w:t>
+            </w:r>
+          </w:p>
+        </w:tc>
+        <w:tc>
+          <w:tcPr>
+            <w:tcW w:w="1276" w:type="dxa"/>
+          </w:tcPr>
+          <w:p>
+            <w:pPr>
+              <w:pStyle w:val="a8"/>
+              <w:ind w:leftChars="0" w:left="0"/>
+              <w:rPr>
+                <w:rFonts w:ascii="標楷體" w:eastAsia="標楷體" w:hAnsi="標楷體" w:cs="Times New Roman"/>
+                <w:szCs w:val="24"/>
+              </w:rPr>
+            </w:pPr>
+            <w:r>
+              <w:rPr>
+                <w:rFonts w:ascii="標楷體" w:eastAsia="標楷體" w:hAnsi="標楷體" w:cs="Times New Roman" w:hint="eastAsia"/>
+                <w:szCs w:val="24"/>
+              </w:rPr>
+              <w:t>0</w:t>
+            </w:r>
+          </w:p>
+        </w:tc>
+      </w:tr>
+      <w:tr>
+        <w:tc>
+          <w:tcPr>
+            <w:tcW w:w="900" w:type="dxa"/>
+          </w:tcPr>
+          <w:p>
+            <w:pPr>
+              <w:pStyle w:val="a8"/>
+              <w:ind w:leftChars="0" w:left="0"/>
+              <w:rPr>
+                <w:rFonts w:ascii="標楷體" w:eastAsia="標楷體" w:hAnsi="標楷體" w:cs="Times New Roman"/>
+                <w:szCs w:val="24"/>
+              </w:rPr>
+            </w:pPr>
+            <w:r>
+              <w:rPr>
+                <w:rFonts w:ascii="標楷體" w:eastAsia="標楷體" w:hAnsi="標楷體" w:cs="Times New Roman" w:hint="eastAsia"/>
+                <w:szCs w:val="24"/>
+              </w:rPr>
+              <w:t>S1</w:t>
+            </w:r>
+          </w:p>
+        </w:tc>
+        <w:tc>
+          <w:tcPr>
+            <w:tcW w:w="1559" w:type="dxa"/>
+          </w:tcPr>
+          <w:p>
+            <w:pPr>
+              <w:pStyle w:val="a8"/>
+              <w:ind w:leftChars="0" w:left="0"/>
+              <w:rPr>
+                <w:rFonts w:ascii="標楷體" w:eastAsia="標楷體" w:hAnsi="標楷體" w:cs="Times New Roman"/>
+                <w:szCs w:val="24"/>
+              </w:rPr>
+            </w:pPr>
+            <w:r>
+              <w:rPr>
+                <w:rFonts w:ascii="標楷體" w:eastAsia="標楷體" w:hAnsi="標楷體" w:cs="Times New Roman"/>
+                <w:szCs w:val="24"/>
+              </w:rPr>
+              <w:t>A1 = 1</w:t>
+            </w:r>
+          </w:p>
+        </w:tc>
+        <w:tc>
+          <w:tcPr>
+            <w:tcW w:w="1276" w:type="dxa"/>
+          </w:tcPr>
+          <w:p>
+            <w:pPr>
+              <w:pStyle w:val="a8"/>
+              <w:ind w:leftChars="0" w:left="0"/>
+              <w:rPr>
+                <w:rFonts w:ascii="標楷體" w:eastAsia="標楷體" w:hAnsi="標楷體" w:cs="Times New Roman"/>
+                <w:szCs w:val="24"/>
+              </w:rPr>
+            </w:pPr>
+            <w:r>
+              <w:rPr>
+                <w:rFonts w:ascii="標楷體" w:eastAsia="標楷體" w:hAnsi="標楷體" w:cs="Times New Roman" w:hint="eastAsia"/>
+                <w:szCs w:val="24"/>
+              </w:rPr>
+              <w:t>1</w:t>
+            </w:r>
+          </w:p>
+        </w:tc>
+      </w:tr>
+      <w:tr>
+        <w:tc>
+          <w:tcPr>
+            <w:tcW w:w="900" w:type="dxa"/>
+          </w:tcPr>
+          <w:p>
+            <w:pPr>
+              <w:pStyle w:val="a8"/>
+              <w:ind w:leftChars="0" w:left="0"/>
+              <w:rPr>
+                <w:rFonts w:ascii="標楷體" w:eastAsia="標楷體" w:hAnsi="標楷體" w:cs="Times New Roman"/>
+                <w:szCs w:val="24"/>
+              </w:rPr>
+            </w:pPr>
+            <w:r>
+              <w:rPr>
+                <w:rFonts w:ascii="標楷體" w:eastAsia="標楷體" w:hAnsi="標楷體" w:cs="Times New Roman" w:hint="eastAsia"/>
+                <w:szCs w:val="24"/>
+              </w:rPr>
+              <w:t>S2</w:t>
+            </w:r>
+          </w:p>
+        </w:tc>
+        <w:tc>
+          <w:tcPr>
+            <w:tcW w:w="1559" w:type="dxa"/>
+          </w:tcPr>
+          <w:p>
+            <w:pPr>
+              <w:pStyle w:val="a8"/>
+              <w:ind w:leftChars="0" w:left="0"/>
+              <w:rPr>
+                <w:rFonts w:ascii="標楷體" w:eastAsia="標楷體" w:hAnsi="標楷體" w:cs="Times New Roman"/>
+                <w:szCs w:val="24"/>
+              </w:rPr>
+            </w:pPr>
+            <w:r>
+              <w:rPr>
+                <w:rFonts w:ascii="標楷體" w:eastAsia="標楷體" w:hAnsi="標楷體" w:cs="Times New Roman"/>
+                <w:szCs w:val="24"/>
+              </w:rPr>
+              <w:t>A2 = 3</w:t>
+            </w:r>
+          </w:p>
+        </w:tc>
+        <w:tc>
+          <w:tcPr>
+            <w:tcW w:w="1276" w:type="dxa"/>
+          </w:tcPr>
+          <w:p>
+            <w:pPr>
+              <w:pStyle w:val="a8"/>
+              <w:ind w:leftChars="0" w:left="0"/>
+              <w:rPr>
+                <w:rFonts w:ascii="標楷體" w:eastAsia="標楷體" w:hAnsi="標楷體" w:cs="Times New Roman"/>
+                <w:szCs w:val="24"/>
+              </w:rPr>
+            </w:pPr>
+            <w:r>
+              <w:rPr>
+                <w:rFonts w:ascii="標楷體" w:eastAsia="標楷體" w:hAnsi="標楷體" w:cs="Times New Roman" w:hint="eastAsia"/>
+                <w:szCs w:val="24"/>
+              </w:rPr>
+              <w:t>4</w:t>
+            </w:r>
+          </w:p>
+        </w:tc>
+      </w:tr>
+      <w:tr>
+        <w:tc>
+          <w:tcPr>
+            <w:tcW w:w="900" w:type="dxa"/>
+          </w:tcPr>
+          <w:p>
+            <w:pPr>
+              <w:pStyle w:val="a8"/>
+              <w:ind w:leftChars="0" w:left="0"/>
+              <w:rPr>
+                <w:rFonts w:ascii="標楷體" w:eastAsia="標楷體" w:hAnsi="標楷體" w:cs="Times New Roman"/>
+                <w:szCs w:val="24"/>
+              </w:rPr>
+            </w:pPr>
+            <w:r>
+              <w:rPr>
+                <w:rFonts w:ascii="標楷體" w:eastAsia="標楷體" w:hAnsi="標楷體" w:cs="Times New Roman" w:hint="eastAsia"/>
+                <w:szCs w:val="24"/>
+              </w:rPr>
+              <w:t>S3</w:t>
+            </w:r>
+          </w:p>
+        </w:tc>
+        <w:tc>
+          <w:tcPr>
+            <w:tcW w:w="1559" w:type="dxa"/>
+          </w:tcPr>
+          <w:p>
+            <w:pPr>
+              <w:pStyle w:val="a8"/>
+              <w:ind w:leftChars="0" w:left="0"/>
+              <w:rPr>
+                <w:rFonts w:ascii="標楷體" w:eastAsia="標楷體" w:hAnsi="標楷體" w:cs="Times New Roman"/>
+                <w:szCs w:val="24"/>
+              </w:rPr>
+            </w:pPr>
+            <w:r>
+              <w:rPr>
+                <w:rFonts w:ascii="標楷體" w:eastAsia="標楷體" w:hAnsi="標楷體" w:cs="Times New Roman"/>
+                <w:szCs w:val="24"/>
+              </w:rPr>
+              <w:t>A3 = 6</w:t>
+            </w:r>
+          </w:p>
+        </w:tc>
+        <w:tc>
+          <w:tcPr>
+            <w:tcW w:w="1276" w:type="dxa"/>
+          </w:tcPr>
+          <w:p>
+            <w:pPr>
+              <w:pStyle w:val="a8"/>
+              <w:ind w:leftChars="0" w:left="0"/>
+              <w:rPr>
+                <w:rFonts w:ascii="標楷體" w:eastAsia="標楷體" w:hAnsi="標楷體" w:cs="Times New Roman"/>
+                <w:szCs w:val="24"/>
+              </w:rPr>
+            </w:pPr>
+            <w:r>
+              <w:rPr>
+                <w:rFonts w:ascii="標楷體" w:eastAsia="標楷體" w:hAnsi="標楷體" w:cs="Times New Roman" w:hint="eastAsia"/>
+                <w:szCs w:val="24"/>
+              </w:rPr>
+              <w:t>10</w:t>
+            </w:r>
+          </w:p>
+        </w:tc>
+      </w:tr>
+      <w:tr>
+        <w:tc>
+          <w:tcPr>
+            <w:tcW w:w="900" w:type="dxa"/>
+          </w:tcPr>
+          <w:p>
+            <w:pPr>
+              <w:pStyle w:val="a8"/>
+              <w:ind w:leftChars="0" w:left="0"/>
+              <w:rPr>
+                <w:rFonts w:ascii="標楷體" w:eastAsia="標楷體" w:hAnsi="標楷體" w:cs="Times New Roman"/>
+                <w:szCs w:val="24"/>
+              </w:rPr>
+            </w:pPr>
+            <w:r>
+              <w:rPr>
+                <w:rFonts w:ascii="標楷體" w:eastAsia="標楷體" w:hAnsi="標楷體" w:cs="Times New Roman" w:hint="eastAsia"/>
+                <w:szCs w:val="24"/>
+              </w:rPr>
+              <w:t>S4</w:t>
+            </w:r>
+          </w:p>
+        </w:tc>
+        <w:tc>
+          <w:tcPr>
+            <w:tcW w:w="1559" w:type="dxa"/>
+          </w:tcPr>
+          <w:p>
+            <w:pPr>
+              <w:pStyle w:val="a8"/>
+              <w:ind w:leftChars="0" w:left="0"/>
+              <w:rPr>
+                <w:rFonts w:ascii="標楷體" w:eastAsia="標楷體" w:hAnsi="標楷體" w:cs="Times New Roman"/>
+                <w:szCs w:val="24"/>
+              </w:rPr>
+            </w:pPr>
+            <w:r>
+              <w:rPr>
+                <w:rFonts w:ascii="標楷體" w:eastAsia="標楷體" w:hAnsi="標楷體" w:cs="Times New Roman"/>
+                <w:szCs w:val="24"/>
+              </w:rPr>
+              <w:t xml:space="preserve">A4 = </w:t>
+            </w:r>
+            <w:proofErr w:type="gramStart"/>
+            <w:r>
+              <w:rPr>
+                <w:rFonts w:ascii="標楷體" w:eastAsia="標楷體" w:hAnsi="標楷體" w:cs="Times New Roman" w:hint="eastAsia"/>
+                <w:szCs w:val="24"/>
+              </w:rPr>
+              <w:t>C(</w:t>
+            </w:r>
+            <w:proofErr w:type="gramEnd"/>
+            <w:r>
+              <w:rPr>
+                <w:rFonts w:ascii="標楷體" w:eastAsia="標楷體" w:hAnsi="標楷體" w:cs="Times New Roman"/>
+                <w:szCs w:val="24"/>
+              </w:rPr>
+              <w:t>12</w:t>
+            </w:r>
+            <w:r>
+              <w:rPr>
+                <w:rFonts w:ascii="標楷體" w:eastAsia="標楷體" w:hAnsi="標楷體" w:cs="Times New Roman" w:hint="eastAsia"/>
+                <w:szCs w:val="24"/>
+              </w:rPr>
+              <w:t>)</w:t>
+            </w:r>
+          </w:p>
+        </w:tc>
+        <w:tc>
+          <w:tcPr>
+            <w:tcW w:w="1276" w:type="dxa"/>
+          </w:tcPr>
+          <w:p>
+            <w:pPr>
+              <w:pStyle w:val="a8"/>
+              <w:ind w:leftChars="0" w:left="0"/>
+              <w:rPr>
+                <w:rFonts w:ascii="標楷體" w:eastAsia="標楷體" w:hAnsi="標楷體" w:cs="Times New Roman"/>
+                <w:szCs w:val="24"/>
+              </w:rPr>
+            </w:pPr>
+            <w:r>
+              <w:rPr>
+                <w:rFonts w:ascii="標楷體" w:eastAsia="標楷體" w:hAnsi="標楷體" w:cs="Times New Roman" w:hint="eastAsia"/>
+                <w:szCs w:val="24"/>
+              </w:rPr>
+              <w:t>22</w:t>
+            </w:r>
+          </w:p>
+        </w:tc>
+      </w:tr>
+      <w:tr>
+        <w:tc>
+          <w:tcPr>
+            <w:tcW w:w="900" w:type="dxa"/>
+          </w:tcPr>
+          <w:p>
+            <w:pPr>
+              <w:pStyle w:val="a8"/>
+              <w:ind w:leftChars="0" w:left="0"/>
+              <w:rPr>
+                <w:rFonts w:ascii="標楷體" w:eastAsia="標楷體" w:hAnsi="標楷體" w:cs="Times New Roman"/>
+                <w:szCs w:val="24"/>
+              </w:rPr>
+            </w:pPr>
+            <w:r>
+              <w:rPr>
+                <w:rFonts w:ascii="標楷體" w:eastAsia="標楷體" w:hAnsi="標楷體" w:cs="Times New Roman" w:hint="eastAsia"/>
+                <w:szCs w:val="24"/>
+              </w:rPr>
+              <w:t>S5</w:t>
+            </w:r>
+          </w:p>
+        </w:tc>
+        <w:tc>
+          <w:tcPr>
+            <w:tcW w:w="1559" w:type="dxa"/>
+          </w:tcPr>
+          <w:p>
+            <w:pPr>
+              <w:pStyle w:val="a8"/>
+              <w:ind w:leftChars="0" w:left="0"/>
+              <w:rPr>
+                <w:rFonts w:ascii="標楷體" w:eastAsia="標楷體" w:hAnsi="標楷體" w:cs="Times New Roman"/>
+                <w:szCs w:val="24"/>
+              </w:rPr>
+            </w:pPr>
+            <w:r>
+              <w:rPr>
+                <w:rFonts w:ascii="標楷體" w:eastAsia="標楷體" w:hAnsi="標楷體" w:cs="Times New Roman"/>
+                <w:szCs w:val="24"/>
+              </w:rPr>
+              <w:t>A5 = 0</w:t>
+            </w:r>
+          </w:p>
+        </w:tc>
+        <w:tc>
+          <w:tcPr>
+            <w:tcW w:w="1276" w:type="dxa"/>
+          </w:tcPr>
+          <w:p>
+            <w:pPr>
+              <w:pStyle w:val="a8"/>
+              <w:ind w:leftChars="0" w:left="0"/>
+              <w:rPr>
+                <w:rFonts w:ascii="標楷體" w:eastAsia="標楷體" w:hAnsi="標楷體" w:cs="Times New Roman"/>
+                <w:szCs w:val="24"/>
+              </w:rPr>
+            </w:pPr>
+            <w:r>
+              <w:rPr>
+                <w:rFonts w:ascii="標楷體" w:eastAsia="標楷體" w:hAnsi="標楷體" w:cs="Times New Roman" w:hint="eastAsia"/>
+                <w:szCs w:val="24"/>
+              </w:rPr>
+              <w:t>22</w:t>
+            </w:r>
+          </w:p>
+        </w:tc>
+      </w:tr>
+      <w:tr>
+        <w:tc>
+          <w:tcPr>
+            <w:tcW w:w="900" w:type="dxa"/>
+          </w:tcPr>
+          <w:p>
+            <w:pPr>
+              <w:pStyle w:val="a8"/>
+              <w:ind w:leftChars="0" w:left="0"/>
+              <w:rPr>
+                <w:rFonts w:ascii="標楷體" w:eastAsia="標楷體" w:hAnsi="標楷體" w:cs="Times New Roman"/>
+                <w:szCs w:val="24"/>
+              </w:rPr>
+            </w:pPr>
+            <w:r>
+              <w:rPr>
+                <w:rFonts w:ascii="標楷體" w:eastAsia="標楷體" w:hAnsi="標楷體" w:cs="Times New Roman" w:hint="eastAsia"/>
+                <w:szCs w:val="24"/>
+              </w:rPr>
+              <w:t>S6</w:t>
+            </w:r>
+          </w:p>
+        </w:tc>
+        <w:tc>
+          <w:tcPr>
+            <w:tcW w:w="1559" w:type="dxa"/>
+          </w:tcPr>
+          <w:p>
+            <w:pPr>
+              <w:pStyle w:val="a8"/>
+              <w:ind w:leftChars="0" w:left="0"/>
+              <w:rPr>
+                <w:rFonts w:ascii="標楷體" w:eastAsia="標楷體" w:hAnsi="標楷體" w:cs="Times New Roman"/>
+                <w:szCs w:val="24"/>
+              </w:rPr>
+            </w:pPr>
+            <w:r>
+              <w:rPr>
+                <w:rFonts w:ascii="標楷體" w:eastAsia="標楷體" w:hAnsi="標楷體" w:cs="Times New Roman"/>
+                <w:szCs w:val="24"/>
+              </w:rPr>
+              <w:t>A6 = 0</w:t>
+            </w:r>
+          </w:p>
+        </w:tc>
+        <w:tc>
+          <w:tcPr>
+            <w:tcW w:w="1276" w:type="dxa"/>
+          </w:tcPr>
+          <w:p>
+            <w:pPr>
+              <w:pStyle w:val="a8"/>
+              <w:ind w:leftChars="0" w:left="0"/>
+              <w:rPr>
+                <w:rFonts w:ascii="標楷體" w:eastAsia="標楷體" w:hAnsi="標楷體" w:cs="Times New Roman"/>
+                <w:szCs w:val="24"/>
+              </w:rPr>
+            </w:pPr>
+            <w:r>
+              <w:rPr>
+                <w:rFonts w:ascii="標楷體" w:eastAsia="標楷體" w:hAnsi="標楷體" w:cs="Times New Roman" w:hint="eastAsia"/>
+                <w:szCs w:val="24"/>
+              </w:rPr>
+              <w:t>22</w:t>
+            </w:r>
+          </w:p>
+        </w:tc>
+      </w:tr>
+      <w:tr>
+        <w:tc>
+          <w:tcPr>
+            <w:tcW w:w="900" w:type="dxa"/>
+          </w:tcPr>
+          <w:p>
+            <w:pPr>
+              <w:pStyle w:val="a8"/>
+              <w:ind w:leftChars="0" w:left="0"/>
+              <w:rPr>
+                <w:rFonts w:ascii="標楷體" w:eastAsia="標楷體" w:hAnsi="標楷體" w:cs="Times New Roman"/>
+                <w:szCs w:val="24"/>
+              </w:rPr>
+            </w:pPr>
+            <w:r>
+              <w:rPr>
+                <w:rFonts w:ascii="標楷體" w:eastAsia="標楷體" w:hAnsi="標楷體" w:cs="Times New Roman" w:hint="eastAsia"/>
+                <w:szCs w:val="24"/>
+              </w:rPr>
+              <w:t>S7</w:t>
+            </w:r>
+          </w:p>
+        </w:tc>
+        <w:tc>
+          <w:tcPr>
+            <w:tcW w:w="1559" w:type="dxa"/>
+          </w:tcPr>
+          <w:p>
+            <w:pPr>
+              <w:pStyle w:val="a8"/>
+              <w:ind w:leftChars="0" w:left="0"/>
+              <w:rPr>
+                <w:rFonts w:ascii="標楷體" w:eastAsia="標楷體" w:hAnsi="標楷體" w:cs="Times New Roman"/>
+                <w:szCs w:val="24"/>
+              </w:rPr>
+            </w:pPr>
+            <w:r>
+              <w:rPr>
+                <w:rFonts w:ascii="標楷體" w:eastAsia="標楷體" w:hAnsi="標楷體" w:cs="Times New Roman"/>
+                <w:szCs w:val="24"/>
+              </w:rPr>
+              <w:t>A7 = 8</w:t>
+            </w:r>
+          </w:p>
+        </w:tc>
+        <w:tc>
+          <w:tcPr>
+            <w:tcW w:w="1276" w:type="dxa"/>
+          </w:tcPr>
+          <w:p>
+            <w:pPr>
+              <w:pStyle w:val="a8"/>
+              <w:ind w:leftChars="0" w:left="0"/>
+              <w:rPr>
+                <w:rFonts w:ascii="標楷體" w:eastAsia="標楷體" w:hAnsi="標楷體" w:cs="Times New Roman"/>
+                <w:szCs w:val="24"/>
+              </w:rPr>
+            </w:pPr>
+            <w:r>
+              <w:rPr>
+                <w:rFonts w:ascii="標楷體" w:eastAsia="標楷體" w:hAnsi="標楷體" w:cs="Times New Roman" w:hint="eastAsia"/>
+                <w:szCs w:val="24"/>
+              </w:rPr>
+              <w:t>30</w:t>
+            </w:r>
+          </w:p>
+        </w:tc>
+      </w:tr>
+    </w:tbl>
+    <w:p>
+      <w:pPr>
+        <w:pStyle w:val="a8"/>
+        <w:ind w:leftChars="0" w:left="1080"/>
+        <w:rPr>
+          <w:rFonts w:ascii="標楷體" w:eastAsia="標楷體" w:hAnsi="標楷體" w:cs="Times New Roman"/>
+          <w:szCs w:val="24"/>
+        </w:rPr>
+      </w:pPr>
+      <w:r>
+        <w:rPr>
+          <w:rFonts w:ascii="標楷體" w:eastAsia="標楷體" w:hAnsi="標楷體" w:cs="Times New Roman" w:hint="eastAsia"/>
+          <w:szCs w:val="24"/>
+        </w:rPr>
+        <w:t>輸出與狀態和輸入的關係</w:t>
+      </w:r>
+      <w:r>
+        <w:rPr>
+          <w:rFonts w:ascii="標楷體" w:eastAsia="標楷體" w:hAnsi="標楷體" w:cs="Times New Roman" w:hint="eastAsia"/>
+          <w:szCs w:val="24"/>
+        </w:rPr>
+        <w:t>：</w:t>
+      </w:r>
+    </w:p>
+    <w:p>
+      <w:pPr>
+        <w:pStyle w:val="a8"/>
+        <w:ind w:leftChars="0" w:left="1080" w:firstLine="360"/>
+        <w:rPr>
+          <w:rFonts w:ascii="標楷體" w:eastAsia="標楷體" w:hAnsi="標楷體" w:cs="Times New Roman"/>
+          <w:szCs w:val="24"/>
+        </w:rPr>
+      </w:pPr>
+      <w:r>
+        <w:rPr>
+          <w:rFonts w:ascii="標楷體" w:eastAsia="標楷體" w:hAnsi="標楷體" w:cs="Times New Roman"/>
+          <w:szCs w:val="24"/>
+        </w:rPr>
+        <w:t>輸出僅與當前狀態有關，與輸入無關</w:t>
+      </w:r>
+      <w:r>
+        <w:rPr>
+          <w:rFonts w:ascii="標楷體" w:eastAsia="標楷體" w:hAnsi="標楷體" w:cs="Times New Roman" w:hint="eastAsia"/>
+          <w:szCs w:val="24"/>
+        </w:rPr>
+        <w:t>。</w:t>
+      </w:r>
+    </w:p>
+    <w:p>
+      <w:pPr>
+        <w:pStyle w:val="a8"/>
+        <w:ind w:leftChars="0" w:left="1080"/>
+        <w:rPr>
+          <w:rFonts w:ascii="標楷體" w:eastAsia="標楷體" w:hAnsi="標楷體" w:cs="Times New Roman"/>
+          <w:szCs w:val="24"/>
+        </w:rPr>
+      </w:pPr>
+      <w:r>
+        <w:rPr>
+          <w:rFonts w:ascii="標楷體" w:eastAsia="標楷體" w:hAnsi="標楷體" w:cs="Times New Roman" w:hint="eastAsia"/>
+          <w:szCs w:val="24"/>
+        </w:rPr>
+        <w:t>如何控制狀態的轉換</w:t>
+      </w:r>
+      <w:r>
+        <w:rPr>
+          <w:rFonts w:ascii="標楷體" w:eastAsia="標楷體" w:hAnsi="標楷體" w:cs="Times New Roman" w:hint="eastAsia"/>
+          <w:szCs w:val="24"/>
+        </w:rPr>
+        <w:t>：</w:t>
+      </w:r>
+    </w:p>
+    <w:p>
+      <w:pPr>
+        <w:pStyle w:val="a8"/>
+        <w:ind w:leftChars="0" w:left="1080"/>
+        <w:rPr>
+          <w:rFonts w:ascii="標楷體" w:eastAsia="標楷體" w:hAnsi="標楷體" w:cs="Times New Roman"/>
+          <w:szCs w:val="24"/>
+        </w:rPr>
+      </w:pPr>
+      <w:r>
+        <w:rPr>
+          <w:rFonts w:ascii="標楷體" w:eastAsia="標楷體" w:hAnsi="標楷體" w:cs="Times New Roman"/>
+          <w:szCs w:val="24"/>
+        </w:rPr>
+        <w:tab/>
+      </w:r>
+      <w:r>
+        <w:rPr>
+          <w:rFonts w:ascii="標楷體" w:eastAsia="標楷體" w:hAnsi="標楷體" w:cs="Times New Roman"/>
+          <w:szCs w:val="24"/>
+        </w:rPr>
+        <w:t xml:space="preserve">狀態轉換由時脈 </w:t>
+      </w:r>
+      <w:proofErr w:type="spellStart"/>
+      <w:r>
+        <w:rPr>
+          <w:rFonts w:ascii="標楷體" w:eastAsia="標楷體" w:hAnsi="標楷體" w:cs="Times New Roman"/>
+          <w:szCs w:val="24"/>
+        </w:rPr>
+        <w:t>clk</w:t>
+      </w:r>
+      <w:proofErr w:type="spellEnd"/>
+      <w:r>
+        <w:rPr>
+          <w:rFonts w:ascii="標楷體" w:eastAsia="標楷體" w:hAnsi="標楷體" w:cs="Times New Roman"/>
+          <w:szCs w:val="24"/>
+        </w:rPr>
+        <w:t xml:space="preserve"> 控制，並在每</w:t>
+      </w:r>
+      <w:proofErr w:type="gramStart"/>
+      <w:r>
+        <w:rPr>
+          <w:rFonts w:ascii="標楷體" w:eastAsia="標楷體" w:hAnsi="標楷體" w:cs="Times New Roman"/>
+          <w:szCs w:val="24"/>
+        </w:rPr>
+        <w:t>個</w:t>
+      </w:r>
+      <w:proofErr w:type="gramEnd"/>
+      <w:r>
+        <w:rPr>
+          <w:rFonts w:ascii="標楷體" w:eastAsia="標楷體" w:hAnsi="標楷體" w:cs="Times New Roman"/>
+          <w:szCs w:val="24"/>
+        </w:rPr>
+        <w:t xml:space="preserve"> clock 上升沿更新</w:t>
+      </w:r>
+      <w:r>
+        <w:rPr>
+          <w:rFonts w:ascii="標楷體" w:eastAsia="標楷體" w:hAnsi="標楷體" w:cs="Times New Roman" w:hint="eastAsia"/>
+          <w:szCs w:val="24"/>
+        </w:rPr>
+        <w:t>。</w:t>
+      </w:r>
+    </w:p>
+    <w:p>
+      <w:pPr>
+        <w:pStyle w:val="a8"/>
+        <w:ind w:leftChars="0" w:left="1080"/>
+        <w:rPr>
+          <w:rFonts w:ascii="標楷體" w:eastAsia="標楷體" w:hAnsi="標楷體" w:cs="Times New Roman"/>
+          <w:szCs w:val="24"/>
+        </w:rPr>
+      </w:pPr>
+      <w:r>
+        <w:rPr>
+          <w:rFonts w:ascii="標楷體" w:eastAsia="標楷體" w:hAnsi="標楷體" w:cs="Times New Roman"/>
+          <w:szCs w:val="24"/>
+        </w:rPr>
+        <w:tab/>
+      </w:r>
+      <w:r>
+        <w:rPr>
+          <w:rFonts w:ascii="標楷體" w:eastAsia="標楷體" w:hAnsi="標楷體" w:cs="Times New Roman"/>
+          <w:szCs w:val="24"/>
+        </w:rPr>
+        <w:t xml:space="preserve">當 </w:t>
+      </w:r>
+      <w:proofErr w:type="spellStart"/>
+      <w:r>
+        <w:rPr>
+          <w:rFonts w:ascii="標楷體" w:eastAsia="標楷體" w:hAnsi="標楷體" w:cs="Times New Roman"/>
+          <w:szCs w:val="24"/>
+        </w:rPr>
+        <w:t>rst</w:t>
+      </w:r>
+      <w:proofErr w:type="spellEnd"/>
+      <w:r>
+        <w:rPr>
+          <w:rFonts w:ascii="標楷體" w:eastAsia="標楷體" w:hAnsi="標楷體" w:cs="Times New Roman"/>
+          <w:szCs w:val="24"/>
+        </w:rPr>
+        <w:t xml:space="preserve"> = 1 時，系統會初始化</w:t>
+      </w:r>
+      <w:r>
+        <w:rPr>
+          <w:rFonts w:ascii="標楷體" w:eastAsia="標楷體" w:hAnsi="標楷體" w:cs="Times New Roman" w:hint="eastAsia"/>
+          <w:szCs w:val="24"/>
+        </w:rPr>
+        <w:t>S0。</w:t>
+      </w:r>
     </w:p>
     <w:p>
       <w:pPr>
@@ -566,6 +1524,7 @@
         </w:rPr>
         <w:t>例如</w:t>
       </w:r>
+      <w:proofErr w:type="spellStart"/>
       <w:r>
         <w:rPr>
           <w:rFonts w:ascii="標楷體" w:eastAsia="標楷體" w:hAnsi="標楷體" w:cs="Times New Roman"/>
@@ -573,6 +1532,7 @@
         </w:rPr>
         <w:t>TB_FSM.v</w:t>
       </w:r>
+      <w:proofErr w:type="spellEnd"/>
       <w:r>
         <w:rPr>
           <w:rFonts w:ascii="標楷體" w:eastAsia="標楷體" w:hAnsi="標楷體" w:cs="Times New Roman" w:hint="eastAsia"/>
@@ -599,14 +1559,122 @@
       </w:pPr>
       <w:r>
         <w:rPr>
-          <w:rFonts w:ascii="標楷體" w:eastAsia="標楷體" w:hAnsi="標楷體" w:cs="Times New Roman"/>
-          <w:szCs w:val="24"/>
-        </w:rPr>
-        <w:lastRenderedPageBreak/>
+          <w:rFonts w:ascii="標楷體" w:eastAsia="標楷體" w:hAnsi="標楷體" w:cs="Times New Roman" w:hint="eastAsia"/>
+          <w:szCs w:val="24"/>
+        </w:rPr>
+        <w:t>如何驗證電路的功能</w:t>
+      </w:r>
+      <w:r>
+        <w:rPr>
+          <w:rFonts w:ascii="標楷體" w:eastAsia="標楷體" w:hAnsi="標楷體" w:cs="Times New Roman" w:hint="eastAsia"/>
+          <w:szCs w:val="24"/>
+        </w:rPr>
+        <w:t>：</w:t>
+      </w:r>
+    </w:p>
+    <w:p>
+      <w:pPr>
+        <w:pStyle w:val="a8"/>
+        <w:numPr>
+          <w:ilvl w:val="0"/>
+          <w:numId w:val="6"/>
+        </w:numPr>
+        <w:ind w:leftChars="0"/>
+        <w:rPr>
+          <w:rFonts w:ascii="標楷體" w:eastAsia="標楷體" w:hAnsi="標楷體" w:cs="Times New Roman"/>
+          <w:szCs w:val="24"/>
+        </w:rPr>
+      </w:pPr>
+      <w:r>
+        <w:rPr>
+          <w:rFonts w:ascii="標楷體" w:eastAsia="標楷體" w:hAnsi="標楷體" w:cs="Times New Roman"/>
+          <w:szCs w:val="24"/>
+        </w:rPr>
+        <w:t>FSM回到初始狀態 S0</w:t>
+      </w:r>
+    </w:p>
+    <w:p>
+      <w:pPr>
+        <w:pStyle w:val="a8"/>
+        <w:numPr>
+          <w:ilvl w:val="0"/>
+          <w:numId w:val="6"/>
+        </w:numPr>
+        <w:ind w:leftChars="0"/>
+        <w:rPr>
+          <w:rFonts w:ascii="標楷體" w:eastAsia="標楷體" w:hAnsi="標楷體" w:cs="Times New Roman"/>
+          <w:szCs w:val="24"/>
+        </w:rPr>
+      </w:pPr>
+      <w:r>
+        <w:rPr>
+          <w:rFonts w:ascii="標楷體" w:eastAsia="標楷體" w:hAnsi="標楷體" w:cs="Times New Roman"/>
+          <w:szCs w:val="24"/>
+        </w:rPr>
+        <w:t>reset解除後，FSM應依序由S0跳到S7</w:t>
+      </w:r>
+    </w:p>
+    <w:p>
+      <w:pPr>
+        <w:pStyle w:val="a8"/>
+        <w:numPr>
+          <w:ilvl w:val="0"/>
+          <w:numId w:val="6"/>
+        </w:numPr>
+        <w:ind w:leftChars="0"/>
+        <w:rPr>
+          <w:rFonts w:ascii="標楷體" w:eastAsia="標楷體" w:hAnsi="標楷體" w:cs="Times New Roman"/>
+          <w:szCs w:val="24"/>
+        </w:rPr>
+      </w:pPr>
+      <w:r>
+        <w:rPr>
+          <w:rFonts w:ascii="標楷體" w:eastAsia="標楷體" w:hAnsi="標楷體" w:cs="Times New Roman"/>
+          <w:szCs w:val="24"/>
+        </w:rPr>
+        <w:t>確認輸出是否符合累加結果</w:t>
+      </w:r>
+      <w:r>
+        <w:rPr>
+          <w:rFonts w:ascii="標楷體" w:eastAsia="標楷體" w:hAnsi="標楷體" w:cs="Times New Roman" w:hint="eastAsia"/>
+          <w:szCs w:val="24"/>
+        </w:rPr>
+        <w:t>(</w:t>
+      </w:r>
+      <w:r>
+        <w:rPr>
+          <w:rFonts w:ascii="標楷體" w:eastAsia="標楷體" w:hAnsi="標楷體" w:cs="Times New Roman" w:hint="eastAsia"/>
+          <w:szCs w:val="24"/>
+        </w:rPr>
+        <w:t>00 → 01 → 04 → 0A → 16 → 16 → 16 → 1E</w:t>
+      </w:r>
+      <w:r>
+        <w:rPr>
+          <w:rFonts w:ascii="標楷體" w:eastAsia="標楷體" w:hAnsi="標楷體" w:cs="Times New Roman" w:hint="eastAsia"/>
+          <w:szCs w:val="24"/>
+        </w:rPr>
+        <w:t>)</w:t>
+      </w:r>
+    </w:p>
+    <w:p>
+      <w:pPr>
+        <w:pStyle w:val="a8"/>
+        <w:ind w:leftChars="0" w:left="1080"/>
+        <w:rPr>
+          <w:rFonts w:ascii="標楷體" w:eastAsia="標楷體" w:hAnsi="標楷體" w:cs="Times New Roman"/>
+          <w:szCs w:val="24"/>
+        </w:rPr>
+      </w:pPr>
+      <w:r>
+        <w:rPr>
+          <w:rFonts w:ascii="標楷體" w:eastAsia="標楷體" w:hAnsi="標楷體" w:cs="Times New Roman"/>
+          <w:noProof/>
+          <w:szCs w:val="24"/>
+        </w:rPr>
         <w:drawing>
-          <wp:inline distT="0" distB="0" distL="0" distR="0" wp14:anchorId="24873F02" wp14:editId="45822BF9">
-            <wp:extent cx="3897640" cy="2289947"/>
-            <wp:effectExtent l="0" t="0" r="7620" b="0"/>
+          <wp:inline distT="0" distB="0" distL="0" distR="0" wp14:anchorId="24873F02" wp14:editId="20F123F4">
+            <wp:extent cx="6016619" cy="1188720"/>
+            <wp:effectExtent l="0" t="0" r="3810" b="0"/>
             <wp:docPr id="2" name="圖片 2"/>
             <wp:cNvGraphicFramePr>
               <a:graphicFrameLocks xmlns:a="http://schemas.openxmlformats.org/drawingml/2006/main" noChangeAspect="1"/>
@@ -618,20 +1686,27 @@
                     <pic:cNvPr id="1" name=""/>
                     <pic:cNvPicPr/>
                   </pic:nvPicPr>
-                  <pic:blipFill>
-                    <a:blip r:embed="rId11"/>
-                    <a:stretch>
-                      <a:fillRect/>
-                    </a:stretch>
+                  <pic:blipFill rotWithShape="1">
+                    <a:blip r:embed="rId12"/>
+                    <a:srcRect l="-287" r="287" b="66372"/>
+                    <a:stretch/>
                   </pic:blipFill>
-                  <pic:spPr>
+                  <pic:spPr bwMode="auto">
                     <a:xfrm>
                       <a:off x="0" y="0"/>
-                      <a:ext cx="3898872" cy="2290671"/>
+                      <a:ext cx="6030813" cy="1191524"/>
                     </a:xfrm>
                     <a:prstGeom prst="rect">
                       <a:avLst/>
                     </a:prstGeom>
+                    <a:ln>
+                      <a:noFill/>
+                    </a:ln>
+                    <a:extLst>
+                      <a:ext uri="{53640926-AAD7-44D8-BBD7-CCE9431645EC}">
+                        <a14:shadowObscured xmlns:a14="http://schemas.microsoft.com/office/drawing/2010/main"/>
+                      </a:ext>
+                    </a:extLst>
                   </pic:spPr>
                 </pic:pic>
               </a:graphicData>
@@ -652,54 +1727,15 @@
       <w:r>
         <w:rPr>
           <w:rFonts w:ascii="標楷體" w:eastAsia="標楷體" w:hAnsi="標楷體" w:cs="Times New Roman"/>
-          <w:szCs w:val="24"/>
-        </w:rPr>
+          <w:noProof/>
+          <w:szCs w:val="24"/>
+        </w:rPr>
+        <w:lastRenderedPageBreak/>
         <w:drawing>
           <wp:inline distT="0" distB="0" distL="0" distR="0" wp14:anchorId="4218A1DB" wp14:editId="7810867D">
             <wp:extent cx="3097840" cy="4444476"/>
             <wp:effectExtent l="0" t="0" r="7620" b="0"/>
             <wp:docPr id="3" name="圖片 3"/>
-            <wp:cNvGraphicFramePr>
-              <a:graphicFrameLocks xmlns:a="http://schemas.openxmlformats.org/drawingml/2006/main" noChangeAspect="1"/>
-            </wp:cNvGraphicFramePr>
-            <a:graphic xmlns:a="http://schemas.openxmlformats.org/drawingml/2006/main">
-              <a:graphicData uri="http://schemas.openxmlformats.org/drawingml/2006/picture">
-                <pic:pic xmlns:pic="http://schemas.openxmlformats.org/drawingml/2006/picture">
-                  <pic:nvPicPr>
-                    <pic:cNvPr id="1" name=""/>
-                    <pic:cNvPicPr/>
-                  </pic:nvPicPr>
-                  <pic:blipFill>
-                    <a:blip r:embed="rId12"/>
-                    <a:stretch>
-                      <a:fillRect/>
-                    </a:stretch>
-                  </pic:blipFill>
-                  <pic:spPr>
-                    <a:xfrm>
-                      <a:off x="0" y="0"/>
-                      <a:ext cx="3106275" cy="4456577"/>
-                    </a:xfrm>
-                    <a:prstGeom prst="rect">
-                      <a:avLst/>
-                    </a:prstGeom>
-                  </pic:spPr>
-                </pic:pic>
-              </a:graphicData>
-            </a:graphic>
-          </wp:inline>
-        </w:drawing>
-      </w:r>
-      <w:r>
-        <w:rPr>
-          <w:rFonts w:ascii="標楷體" w:eastAsia="標楷體" w:hAnsi="標楷體" w:cs="Times New Roman"/>
-          <w:szCs w:val="24"/>
-        </w:rPr>
-        <w:drawing>
-          <wp:inline distT="0" distB="0" distL="0" distR="0" wp14:anchorId="4AEBFC5A" wp14:editId="34089BB4">
-            <wp:extent cx="2617419" cy="4437981"/>
-            <wp:effectExtent l="0" t="0" r="0" b="1270"/>
-            <wp:docPr id="4" name="圖片 4"/>
             <wp:cNvGraphicFramePr>
               <a:graphicFrameLocks xmlns:a="http://schemas.openxmlformats.org/drawingml/2006/main" noChangeAspect="1"/>
             </wp:cNvGraphicFramePr>
@@ -719,7 +1755,7 @@
                   <pic:spPr>
                     <a:xfrm>
                       <a:off x="0" y="0"/>
-                      <a:ext cx="2623041" cy="4447514"/>
+                      <a:ext cx="3106275" cy="4456577"/>
                     </a:xfrm>
                     <a:prstGeom prst="rect">
                       <a:avLst/>
@@ -731,27 +1767,17 @@
           </wp:inline>
         </w:drawing>
       </w:r>
-    </w:p>
-    <w:p>
-      <w:pPr>
-        <w:pStyle w:val="a8"/>
-        <w:ind w:leftChars="0" w:left="1080"/>
-        <w:rPr>
-          <w:rFonts w:ascii="標楷體" w:eastAsia="標楷體" w:hAnsi="標楷體" w:cs="Times New Roman" w:hint="eastAsia"/>
-          <w:szCs w:val="24"/>
-        </w:rPr>
-      </w:pPr>
-      <w:r>
-        <w:rPr>
-          <w:rFonts w:ascii="標楷體" w:eastAsia="標楷體" w:hAnsi="標楷體" w:cs="Times New Roman"/>
-          <w:szCs w:val="24"/>
-        </w:rPr>
-        <w:lastRenderedPageBreak/>
+      <w:r>
+        <w:rPr>
+          <w:rFonts w:ascii="標楷體" w:eastAsia="標楷體" w:hAnsi="標楷體" w:cs="Times New Roman"/>
+          <w:noProof/>
+          <w:szCs w:val="24"/>
+        </w:rPr>
         <w:drawing>
-          <wp:inline distT="0" distB="0" distL="0" distR="0" wp14:anchorId="3F6CCAFE" wp14:editId="0D02B5B5">
-            <wp:extent cx="5890260" cy="4582314"/>
-            <wp:effectExtent l="0" t="0" r="0" b="8890"/>
-            <wp:docPr id="5" name="圖片 5"/>
+          <wp:inline distT="0" distB="0" distL="0" distR="0" wp14:anchorId="4AEBFC5A" wp14:editId="34089BB4">
+            <wp:extent cx="2617419" cy="4437981"/>
+            <wp:effectExtent l="0" t="0" r="0" b="1270"/>
+            <wp:docPr id="4" name="圖片 4"/>
             <wp:cNvGraphicFramePr>
               <a:graphicFrameLocks xmlns:a="http://schemas.openxmlformats.org/drawingml/2006/main" noChangeAspect="1"/>
             </wp:cNvGraphicFramePr>
@@ -771,7 +1797,7 @@
                   <pic:spPr>
                     <a:xfrm>
                       <a:off x="0" y="0"/>
-                      <a:ext cx="5894065" cy="4585274"/>
+                      <a:ext cx="2623041" cy="4447514"/>
                     </a:xfrm>
                     <a:prstGeom prst="rect">
                       <a:avLst/>
@@ -787,77 +1813,23 @@
     <w:p>
       <w:pPr>
         <w:pStyle w:val="a8"/>
-        <w:numPr>
-          <w:ilvl w:val="0"/>
-          <w:numId w:val="3"/>
-        </w:numPr>
-        <w:ind w:leftChars="0"/>
-        <w:rPr>
-          <w:rFonts w:ascii="標楷體" w:eastAsia="標楷體" w:hAnsi="標楷體" w:cs="Times New Roman"/>
-          <w:szCs w:val="24"/>
-        </w:rPr>
-      </w:pPr>
-      <w:r>
-        <w:rPr>
-          <w:rFonts w:ascii="標楷體" w:eastAsia="標楷體" w:hAnsi="標楷體" w:cs="Times New Roman" w:hint="eastAsia"/>
-          <w:szCs w:val="24"/>
-        </w:rPr>
-        <w:t xml:space="preserve">以 vivado 完成電路的 </w:t>
-      </w:r>
-      <w:r>
-        <w:rPr>
-          <w:rFonts w:ascii="標楷體" w:eastAsia="標楷體" w:hAnsi="標楷體" w:cs="Times New Roman"/>
-          <w:szCs w:val="24"/>
-        </w:rPr>
-        <w:t>implement</w:t>
-      </w:r>
-      <w:r>
-        <w:rPr>
-          <w:rFonts w:ascii="標楷體" w:eastAsia="標楷體" w:hAnsi="標楷體" w:cs="Times New Roman" w:hint="eastAsia"/>
-          <w:szCs w:val="24"/>
-        </w:rPr>
-        <w:t>，並確認所占用的硬體資源是否合理。(R</w:t>
-      </w:r>
-      <w:r>
-        <w:rPr>
-          <w:rFonts w:ascii="標楷體" w:eastAsia="標楷體" w:hAnsi="標楷體" w:cs="Times New Roman"/>
-          <w:szCs w:val="24"/>
-        </w:rPr>
-        <w:t>eport Utilization</w:t>
-      </w:r>
-      <w:r>
-        <w:rPr>
-          <w:rFonts w:ascii="標楷體" w:eastAsia="標楷體" w:hAnsi="標楷體" w:cs="Times New Roman" w:hint="eastAsia"/>
-          <w:szCs w:val="24"/>
-        </w:rPr>
-        <w:t>)</w:t>
-      </w:r>
-      <w:r>
-        <w:rPr>
-          <w:rFonts w:ascii="標楷體" w:eastAsia="標楷體" w:hAnsi="標楷體" w:cs="Times New Roman"/>
-          <w:szCs w:val="24"/>
-        </w:rPr>
-        <w:t xml:space="preserve"> (10%*2)</w:t>
-      </w:r>
-    </w:p>
-    <w:p>
-      <w:pPr>
-        <w:pStyle w:val="a8"/>
-        <w:rPr>
-          <w:rFonts w:ascii="標楷體" w:eastAsia="標楷體" w:hAnsi="標楷體" w:cs="Times New Roman"/>
-          <w:szCs w:val="24"/>
-        </w:rPr>
-      </w:pPr>
-      <w:r>
-        <w:rPr>
-          <w:rFonts w:ascii="標楷體" w:eastAsia="標楷體" w:hAnsi="標楷體" w:cs="Times New Roman"/>
+        <w:ind w:leftChars="0" w:left="1080"/>
+        <w:rPr>
+          <w:rFonts w:ascii="標楷體" w:eastAsia="標楷體" w:hAnsi="標楷體" w:cs="Times New Roman"/>
+          <w:szCs w:val="24"/>
+        </w:rPr>
+      </w:pPr>
+      <w:r>
+        <w:rPr>
+          <w:rFonts w:ascii="標楷體" w:eastAsia="標楷體" w:hAnsi="標楷體" w:cs="Times New Roman"/>
+          <w:noProof/>
           <w:szCs w:val="24"/>
         </w:rPr>
         <w:drawing>
-          <wp:inline distT="0" distB="0" distL="0" distR="0" wp14:anchorId="279D69EA" wp14:editId="5270BFFC">
-            <wp:extent cx="3545062" cy="2082800"/>
-            <wp:effectExtent l="0" t="0" r="0" b="0"/>
-            <wp:docPr id="6" name="圖片 6"/>
+          <wp:inline distT="0" distB="0" distL="0" distR="0" wp14:anchorId="3F6CCAFE" wp14:editId="0D02B5B5">
+            <wp:extent cx="5890260" cy="4582314"/>
+            <wp:effectExtent l="0" t="0" r="0" b="8890"/>
+            <wp:docPr id="5" name="圖片 5"/>
             <wp:cNvGraphicFramePr>
               <a:graphicFrameLocks xmlns:a="http://schemas.openxmlformats.org/drawingml/2006/main" noChangeAspect="1"/>
             </wp:cNvGraphicFramePr>
@@ -877,7 +1849,7 @@
                   <pic:spPr>
                     <a:xfrm>
                       <a:off x="0" y="0"/>
-                      <a:ext cx="3557994" cy="2090398"/>
+                      <a:ext cx="5894065" cy="4585274"/>
                     </a:xfrm>
                     <a:prstGeom prst="rect">
                       <a:avLst/>
@@ -889,16 +1861,95 @@
           </wp:inline>
         </w:drawing>
       </w:r>
-      <w:r>
-        <w:rPr>
-          <w:rFonts w:ascii="標楷體" w:eastAsia="標楷體" w:hAnsi="標楷體" w:cs="Times New Roman"/>
-          <w:szCs w:val="24"/>
+    </w:p>
+    <w:p>
+      <w:pPr>
+        <w:pStyle w:val="a8"/>
+        <w:numPr>
+          <w:ilvl w:val="0"/>
+          <w:numId w:val="3"/>
+        </w:numPr>
+        <w:ind w:leftChars="0"/>
+        <w:rPr>
+          <w:rFonts w:ascii="標楷體" w:eastAsia="標楷體" w:hAnsi="標楷體" w:cs="Times New Roman"/>
+          <w:szCs w:val="24"/>
+        </w:rPr>
+      </w:pPr>
+      <w:r>
+        <w:rPr>
+          <w:rFonts w:ascii="標楷體" w:eastAsia="標楷體" w:hAnsi="標楷體" w:cs="Times New Roman" w:hint="eastAsia"/>
+          <w:szCs w:val="24"/>
+        </w:rPr>
+        <w:t xml:space="preserve">以 </w:t>
+      </w:r>
+      <w:proofErr w:type="spellStart"/>
+      <w:r>
+        <w:rPr>
+          <w:rFonts w:ascii="標楷體" w:eastAsia="標楷體" w:hAnsi="標楷體" w:cs="Times New Roman" w:hint="eastAsia"/>
+          <w:szCs w:val="24"/>
+        </w:rPr>
+        <w:t>vivado</w:t>
+      </w:r>
+      <w:proofErr w:type="spellEnd"/>
+      <w:r>
+        <w:rPr>
+          <w:rFonts w:ascii="標楷體" w:eastAsia="標楷體" w:hAnsi="標楷體" w:cs="Times New Roman" w:hint="eastAsia"/>
+          <w:szCs w:val="24"/>
+        </w:rPr>
+        <w:t xml:space="preserve"> 完成電路的 </w:t>
+      </w:r>
+      <w:r>
+        <w:rPr>
+          <w:rFonts w:ascii="標楷體" w:eastAsia="標楷體" w:hAnsi="標楷體" w:cs="Times New Roman"/>
+          <w:szCs w:val="24"/>
+        </w:rPr>
+        <w:t>implement</w:t>
+      </w:r>
+      <w:r>
+        <w:rPr>
+          <w:rFonts w:ascii="標楷體" w:eastAsia="標楷體" w:hAnsi="標楷體" w:cs="Times New Roman" w:hint="eastAsia"/>
+          <w:szCs w:val="24"/>
+        </w:rPr>
+        <w:t>，並確認所占用的硬體資源是否合理。(R</w:t>
+      </w:r>
+      <w:r>
+        <w:rPr>
+          <w:rFonts w:ascii="標楷體" w:eastAsia="標楷體" w:hAnsi="標楷體" w:cs="Times New Roman"/>
+          <w:szCs w:val="24"/>
+        </w:rPr>
+        <w:t xml:space="preserve">eport </w:t>
+      </w:r>
+      <w:r>
+        <w:rPr>
+          <w:rFonts w:ascii="標楷體" w:eastAsia="標楷體" w:hAnsi="標楷體" w:cs="Times New Roman"/>
+          <w:szCs w:val="24"/>
+        </w:rPr>
+        <w:lastRenderedPageBreak/>
+        <w:t>Utilization</w:t>
+      </w:r>
+      <w:r>
+        <w:rPr>
+          <w:rFonts w:ascii="標楷體" w:eastAsia="標楷體" w:hAnsi="標楷體" w:cs="Times New Roman" w:hint="eastAsia"/>
+          <w:szCs w:val="24"/>
+        </w:rPr>
+        <w:t>)</w:t>
+      </w:r>
+      <w:r>
+        <w:rPr>
+          <w:rFonts w:ascii="標楷體" w:eastAsia="標楷體" w:hAnsi="標楷體" w:cs="Times New Roman"/>
+          <w:szCs w:val="24"/>
+        </w:rPr>
+        <w:t xml:space="preserve"> (10%*2)</w:t>
+      </w:r>
+      <w:r>
+        <w:rPr>
+          <w:noProof/>
         </w:rPr>
         <w:drawing>
-          <wp:inline distT="0" distB="0" distL="0" distR="0" wp14:anchorId="29640700" wp14:editId="63B032A7">
-            <wp:extent cx="5168900" cy="836131"/>
-            <wp:effectExtent l="0" t="0" r="0" b="2540"/>
-            <wp:docPr id="7" name="圖片 7"/>
+          <wp:inline distT="0" distB="0" distL="0" distR="0" wp14:anchorId="65A01F89" wp14:editId="693388F8">
+            <wp:extent cx="6645910" cy="2642870"/>
+            <wp:effectExtent l="0" t="0" r="2540" b="5080"/>
+            <wp:docPr id="15" name="圖片 15"/>
             <wp:cNvGraphicFramePr>
               <a:graphicFrameLocks xmlns:a="http://schemas.openxmlformats.org/drawingml/2006/main" noChangeAspect="1"/>
             </wp:cNvGraphicFramePr>
@@ -918,7 +1969,7 @@
                   <pic:spPr>
                     <a:xfrm>
                       <a:off x="0" y="0"/>
-                      <a:ext cx="5181642" cy="838192"/>
+                      <a:ext cx="6645910" cy="2642870"/>
                     </a:xfrm>
                     <a:prstGeom prst="rect">
                       <a:avLst/>
@@ -930,186 +1981,15 @@
           </wp:inline>
         </w:drawing>
       </w:r>
-    </w:p>
-    <w:p>
-      <w:pPr>
-        <w:rPr>
-          <w:rFonts w:ascii="標楷體" w:eastAsia="標楷體" w:hAnsi="標楷體"/>
-          <w:szCs w:val="24"/>
-        </w:rPr>
-      </w:pPr>
-    </w:p>
-    <w:p>
-      <w:pPr>
-        <w:rPr>
-          <w:rFonts w:ascii="標楷體" w:eastAsia="標楷體" w:hAnsi="標楷體" w:cs="Times New Roman"/>
-          <w:szCs w:val="24"/>
-        </w:rPr>
-      </w:pPr>
-      <w:r>
-        <w:rPr>
-          <w:rFonts w:ascii="標楷體" w:eastAsia="標楷體" w:hAnsi="標楷體" w:hint="eastAsia"/>
-          <w:b/>
-          <w:bCs/>
-        </w:rPr>
-        <w:t xml:space="preserve">報告中完成以上所有項目可得 </w:t>
-      </w:r>
-      <w:r>
-        <w:rPr>
-          <w:rFonts w:ascii="標楷體" w:eastAsia="標楷體" w:hAnsi="標楷體" w:hint="eastAsia"/>
-          <w:b/>
-          <w:bCs/>
-        </w:rPr>
-        <w:t>80</w:t>
-      </w:r>
-      <w:r>
-        <w:rPr>
-          <w:rFonts w:ascii="標楷體" w:eastAsia="標楷體" w:hAnsi="標楷體" w:hint="eastAsia"/>
-          <w:b/>
-          <w:bCs/>
-        </w:rPr>
-        <w:t xml:space="preserve"> 分</w:t>
-      </w:r>
-      <w:r>
-        <w:rPr>
-          <w:rFonts w:hint="eastAsia"/>
-          <w:b/>
-          <w:bCs/>
-        </w:rPr>
-        <w:t>。</w:t>
-      </w:r>
-      <w:r>
-        <w:rPr>
-          <w:rFonts w:ascii="標楷體" w:eastAsia="標楷體" w:hAnsi="標楷體" w:hint="eastAsia"/>
-          <w:b/>
-          <w:bCs/>
-        </w:rPr>
-        <w:t>另有2</w:t>
-      </w:r>
-      <w:r>
-        <w:rPr>
-          <w:rFonts w:ascii="標楷體" w:eastAsia="標楷體" w:hAnsi="標楷體"/>
-          <w:b/>
-          <w:bCs/>
-        </w:rPr>
-        <w:t>0</w:t>
-      </w:r>
-      <w:r>
-        <w:rPr>
-          <w:rFonts w:ascii="標楷體" w:eastAsia="標楷體" w:hAnsi="標楷體" w:hint="eastAsia"/>
-          <w:b/>
-          <w:bCs/>
-        </w:rPr>
-        <w:t>分加分項目</w:t>
-      </w:r>
-      <w:r>
-        <w:rPr>
-          <w:rFonts w:ascii="標楷體" w:eastAsia="標楷體" w:hAnsi="標楷體" w:hint="eastAsia"/>
-          <w:b/>
-          <w:bCs/>
-        </w:rPr>
-        <w:t>，可以</w:t>
-      </w:r>
-      <w:r>
-        <w:rPr>
-          <w:rFonts w:ascii="標楷體" w:eastAsia="標楷體" w:hAnsi="標楷體" w:hint="eastAsia"/>
-          <w:b/>
-          <w:bCs/>
-        </w:rPr>
-        <w:t>包含</w:t>
-      </w:r>
-      <w:r>
-        <w:rPr>
-          <w:rFonts w:ascii="標楷體" w:eastAsia="標楷體" w:hAnsi="標楷體" w:hint="eastAsia"/>
-          <w:b/>
-          <w:bCs/>
-        </w:rPr>
-        <w:t>記錄除錯過程</w:t>
-      </w:r>
-      <w:r>
-        <w:rPr>
-          <w:rFonts w:ascii="標楷體" w:eastAsia="標楷體" w:hAnsi="標楷體" w:hint="eastAsia"/>
-          <w:b/>
-          <w:bCs/>
-        </w:rPr>
-        <w:t>，</w:t>
-      </w:r>
-      <w:r>
-        <w:rPr>
-          <w:rFonts w:ascii="標楷體" w:eastAsia="標楷體" w:hAnsi="標楷體" w:hint="eastAsia"/>
-          <w:b/>
-          <w:bCs/>
-        </w:rPr>
-        <w:t xml:space="preserve">或進行額外 </w:t>
-      </w:r>
-      <w:r>
-        <w:rPr>
-          <w:rFonts w:ascii="標楷體" w:eastAsia="標楷體" w:hAnsi="標楷體"/>
-          <w:b/>
-          <w:bCs/>
-        </w:rPr>
-        <w:t xml:space="preserve">post implementation </w:t>
-      </w:r>
-      <w:r>
-        <w:rPr>
-          <w:rFonts w:ascii="標楷體" w:eastAsia="標楷體" w:hAnsi="標楷體" w:hint="eastAsia"/>
-          <w:b/>
-          <w:bCs/>
-        </w:rPr>
-        <w:t>模擬比較</w:t>
-      </w:r>
-      <w:r>
-        <w:rPr>
-          <w:rFonts w:ascii="標楷體" w:eastAsia="標楷體" w:hAnsi="標楷體" w:hint="eastAsia"/>
-          <w:b/>
-          <w:bCs/>
-        </w:rPr>
-        <w:t>，也可將第一題的結果加上除頻電路，進行 FPGA 開發板燒錄，並以LED顯示輸出。</w:t>
-      </w:r>
-    </w:p>
-    <w:p>
-      <w:pPr>
-        <w:rPr>
-          <w:b/>
-          <w:bCs/>
-        </w:rPr>
-      </w:pPr>
-    </w:p>
-    <w:p>
-      <w:pPr>
-        <w:rPr>
-          <w:b/>
-          <w:bCs/>
-        </w:rPr>
-      </w:pPr>
-      <w:r>
-        <w:rPr>
-          <w:rFonts w:hint="eastAsia"/>
-          <w:b/>
-          <w:bCs/>
-        </w:rPr>
-        <w:lastRenderedPageBreak/>
-        <w:t>除錯紀錄：</w:t>
-      </w:r>
-    </w:p>
-    <w:p>
-      <w:pPr>
-        <w:rPr>
-          <w:rFonts w:hint="eastAsia"/>
-          <w:b/>
-          <w:bCs/>
-        </w:rPr>
-      </w:pPr>
-      <w:r>
-        <w:rPr>
-          <w:sz w:val="28"/>
-          <w:szCs w:val="28"/>
+      <w:r>
+        <w:rPr>
+          <w:noProof/>
         </w:rPr>
         <w:drawing>
-          <wp:inline distT="0" distB="0" distL="0" distR="0" wp14:anchorId="30E883FA" wp14:editId="63E2CF27">
-            <wp:extent cx="6645910" cy="3904615"/>
-            <wp:effectExtent l="0" t="0" r="2540" b="635"/>
-            <wp:docPr id="1" name="圖片 1"/>
+          <wp:inline distT="0" distB="0" distL="0" distR="0" wp14:anchorId="29640700" wp14:editId="4144E1CA">
+            <wp:extent cx="5168900" cy="836131"/>
+            <wp:effectExtent l="0" t="0" r="0" b="2540"/>
+            <wp:docPr id="7" name="圖片 7"/>
             <wp:cNvGraphicFramePr>
               <a:graphicFrameLocks xmlns:a="http://schemas.openxmlformats.org/drawingml/2006/main" noChangeAspect="1"/>
             </wp:cNvGraphicFramePr>
@@ -1129,11 +2009,1326 @@
                   <pic:spPr>
                     <a:xfrm>
                       <a:off x="0" y="0"/>
-                      <a:ext cx="6645910" cy="3904615"/>
+                      <a:ext cx="5181642" cy="838192"/>
                     </a:xfrm>
                     <a:prstGeom prst="rect">
                       <a:avLst/>
                     </a:prstGeom>
+                  </pic:spPr>
+                </pic:pic>
+              </a:graphicData>
+            </a:graphic>
+          </wp:inline>
+        </w:drawing>
+      </w:r>
+    </w:p>
+    <w:p>
+      <w:pPr>
+        <w:rPr>
+          <w:rFonts w:ascii="標楷體" w:eastAsia="標楷體" w:hAnsi="標楷體" w:cs="Times New Roman"/>
+          <w:szCs w:val="24"/>
+        </w:rPr>
+      </w:pPr>
+      <w:r>
+        <w:rPr>
+          <w:noProof/>
+        </w:rPr>
+        <w:lastRenderedPageBreak/>
+        <w:drawing>
+          <wp:inline distT="0" distB="0" distL="0" distR="0" wp14:anchorId="2C9C8DEA" wp14:editId="27D1D753">
+            <wp:extent cx="6485206" cy="5979305"/>
+            <wp:effectExtent l="0" t="0" r="0" b="2540"/>
+            <wp:docPr id="1" name="圖片 1"/>
+            <wp:cNvGraphicFramePr>
+              <a:graphicFrameLocks xmlns:a="http://schemas.openxmlformats.org/drawingml/2006/main" noChangeAspect="1"/>
+            </wp:cNvGraphicFramePr>
+            <a:graphic xmlns:a="http://schemas.openxmlformats.org/drawingml/2006/main">
+              <a:graphicData uri="http://schemas.openxmlformats.org/drawingml/2006/picture">
+                <pic:pic xmlns:pic="http://schemas.openxmlformats.org/drawingml/2006/picture">
+                  <pic:nvPicPr>
+                    <pic:cNvPr id="1" name=""/>
+                    <pic:cNvPicPr/>
+                  </pic:nvPicPr>
+                  <pic:blipFill rotWithShape="1">
+                    <a:blip r:embed="rId18"/>
+                    <a:srcRect l="20680" t="8395" r="20946"/>
+                    <a:stretch/>
+                  </pic:blipFill>
+                  <pic:spPr bwMode="auto">
+                    <a:xfrm>
+                      <a:off x="0" y="0"/>
+                      <a:ext cx="6496183" cy="5989426"/>
+                    </a:xfrm>
+                    <a:prstGeom prst="rect">
+                      <a:avLst/>
+                    </a:prstGeom>
+                    <a:ln>
+                      <a:noFill/>
+                    </a:ln>
+                    <a:extLst>
+                      <a:ext uri="{53640926-AAD7-44D8-BBD7-CCE9431645EC}">
+                        <a14:shadowObscured xmlns:a14="http://schemas.microsoft.com/office/drawing/2010/main"/>
+                      </a:ext>
+                    </a:extLst>
+                  </pic:spPr>
+                </pic:pic>
+              </a:graphicData>
+            </a:graphic>
+          </wp:inline>
+        </w:drawing>
+      </w:r>
+    </w:p>
+    <w:p>
+      <w:pPr>
+        <w:pStyle w:val="a8"/>
+        <w:ind w:leftChars="0" w:left="1080"/>
+        <w:rPr>
+          <w:rFonts w:ascii="標楷體" w:eastAsia="標楷體" w:hAnsi="標楷體" w:cs="Times New Roman"/>
+          <w:szCs w:val="24"/>
+        </w:rPr>
+      </w:pPr>
+      <w:proofErr w:type="spellStart"/>
+      <w:r>
+        <w:rPr>
+          <w:rFonts w:ascii="標楷體" w:eastAsia="標楷體" w:hAnsi="標楷體" w:cs="Times New Roman"/>
+          <w:szCs w:val="24"/>
+        </w:rPr>
+        <w:t>Vivado</w:t>
+      </w:r>
+      <w:proofErr w:type="spellEnd"/>
+      <w:r>
+        <w:rPr>
+          <w:rFonts w:ascii="標楷體" w:eastAsia="標楷體" w:hAnsi="標楷體" w:cs="Times New Roman"/>
+          <w:szCs w:val="24"/>
+        </w:rPr>
+        <w:t xml:space="preserve"> implementation 後僅使用11個LUT與13個Flip-Flop，整體資源使用量非常低。</w:t>
+      </w:r>
+      <w:r>
+        <w:rPr>
+          <w:rFonts w:ascii="標楷體" w:eastAsia="標楷體" w:hAnsi="標楷體" w:cs="Times New Roman"/>
+          <w:szCs w:val="24"/>
+        </w:rPr>
+        <w:br/>
+        <w:t>電路未使用 BRAM 或 DSP 等大型硬體資源，顯示其設計符合簡單控制電路的特性。</w:t>
+      </w:r>
+      <w:r>
+        <w:rPr>
+          <w:rFonts w:ascii="標楷體" w:eastAsia="標楷體" w:hAnsi="標楷體" w:cs="Times New Roman"/>
+          <w:szCs w:val="24"/>
+        </w:rPr>
+        <w:br/>
+        <w:t>FPGA 上的資源使用屬於合理且有效率的範圍。</w:t>
+      </w:r>
+    </w:p>
+    <w:p>
+      <w:pPr>
+        <w:rPr>
+          <w:rFonts w:ascii="標楷體" w:eastAsia="標楷體" w:hAnsi="標楷體"/>
+          <w:szCs w:val="24"/>
+        </w:rPr>
+      </w:pPr>
+    </w:p>
+    <w:p>
+      <w:pPr>
+        <w:rPr>
+          <w:rFonts w:ascii="標楷體" w:eastAsia="標楷體" w:hAnsi="標楷體" w:cs="Times New Roman"/>
+          <w:szCs w:val="24"/>
+        </w:rPr>
+      </w:pPr>
+      <w:r>
+        <w:rPr>
+          <w:rFonts w:ascii="標楷體" w:eastAsia="標楷體" w:hAnsi="標楷體" w:hint="eastAsia"/>
+          <w:b/>
+          <w:bCs/>
+        </w:rPr>
+        <w:t xml:space="preserve">報告中完成以上所有項目可得 </w:t>
+      </w:r>
+      <w:r>
+        <w:rPr>
+          <w:rFonts w:ascii="標楷體" w:eastAsia="標楷體" w:hAnsi="標楷體" w:hint="eastAsia"/>
+          <w:b/>
+          <w:bCs/>
+        </w:rPr>
+        <w:t>80</w:t>
+      </w:r>
+      <w:r>
+        <w:rPr>
+          <w:rFonts w:ascii="標楷體" w:eastAsia="標楷體" w:hAnsi="標楷體" w:hint="eastAsia"/>
+          <w:b/>
+          <w:bCs/>
+        </w:rPr>
+        <w:t xml:space="preserve"> 分</w:t>
+      </w:r>
+      <w:r>
+        <w:rPr>
+          <w:rFonts w:hint="eastAsia"/>
+          <w:b/>
+          <w:bCs/>
+        </w:rPr>
+        <w:t>。</w:t>
+      </w:r>
+      <w:r>
+        <w:rPr>
+          <w:rFonts w:ascii="標楷體" w:eastAsia="標楷體" w:hAnsi="標楷體" w:hint="eastAsia"/>
+          <w:b/>
+          <w:bCs/>
+        </w:rPr>
+        <w:t>另有2</w:t>
+      </w:r>
+      <w:r>
+        <w:rPr>
+          <w:rFonts w:ascii="標楷體" w:eastAsia="標楷體" w:hAnsi="標楷體"/>
+          <w:b/>
+          <w:bCs/>
+        </w:rPr>
+        <w:t>0</w:t>
+      </w:r>
+      <w:r>
+        <w:rPr>
+          <w:rFonts w:ascii="標楷體" w:eastAsia="標楷體" w:hAnsi="標楷體" w:hint="eastAsia"/>
+          <w:b/>
+          <w:bCs/>
+        </w:rPr>
+        <w:t>分加分項目</w:t>
+      </w:r>
+      <w:r>
+        <w:rPr>
+          <w:rFonts w:ascii="標楷體" w:eastAsia="標楷體" w:hAnsi="標楷體" w:hint="eastAsia"/>
+          <w:b/>
+          <w:bCs/>
+        </w:rPr>
+        <w:t>，可以</w:t>
+      </w:r>
+      <w:r>
+        <w:rPr>
+          <w:rFonts w:ascii="標楷體" w:eastAsia="標楷體" w:hAnsi="標楷體" w:hint="eastAsia"/>
+          <w:b/>
+          <w:bCs/>
+        </w:rPr>
+        <w:t>包含</w:t>
+      </w:r>
+      <w:r>
+        <w:rPr>
+          <w:rFonts w:ascii="標楷體" w:eastAsia="標楷體" w:hAnsi="標楷體" w:hint="eastAsia"/>
+          <w:b/>
+          <w:bCs/>
+        </w:rPr>
+        <w:t>記錄除錯過程</w:t>
+      </w:r>
+      <w:r>
+        <w:rPr>
+          <w:rFonts w:ascii="標楷體" w:eastAsia="標楷體" w:hAnsi="標楷體" w:hint="eastAsia"/>
+          <w:b/>
+          <w:bCs/>
+        </w:rPr>
+        <w:t>，</w:t>
+      </w:r>
+      <w:r>
+        <w:rPr>
+          <w:rFonts w:ascii="標楷體" w:eastAsia="標楷體" w:hAnsi="標楷體" w:hint="eastAsia"/>
+          <w:b/>
+          <w:bCs/>
+        </w:rPr>
+        <w:t xml:space="preserve">或進行額外 </w:t>
+      </w:r>
+      <w:r>
+        <w:rPr>
+          <w:rFonts w:ascii="標楷體" w:eastAsia="標楷體" w:hAnsi="標楷體"/>
+          <w:b/>
+          <w:bCs/>
+        </w:rPr>
+        <w:t xml:space="preserve">post implementation </w:t>
+      </w:r>
+      <w:r>
+        <w:rPr>
+          <w:rFonts w:ascii="標楷體" w:eastAsia="標楷體" w:hAnsi="標楷體" w:hint="eastAsia"/>
+          <w:b/>
+          <w:bCs/>
+        </w:rPr>
+        <w:t>模擬比較</w:t>
+      </w:r>
+      <w:r>
+        <w:rPr>
+          <w:rFonts w:ascii="標楷體" w:eastAsia="標楷體" w:hAnsi="標楷體" w:hint="eastAsia"/>
+          <w:b/>
+          <w:bCs/>
+        </w:rPr>
+        <w:t>，也可將第一題的結果</w:t>
+      </w:r>
+      <w:proofErr w:type="gramStart"/>
+      <w:r>
+        <w:rPr>
+          <w:rFonts w:ascii="標楷體" w:eastAsia="標楷體" w:hAnsi="標楷體" w:hint="eastAsia"/>
+          <w:b/>
+          <w:bCs/>
+        </w:rPr>
+        <w:t>加上除頻電路</w:t>
+      </w:r>
+      <w:proofErr w:type="gramEnd"/>
+      <w:r>
+        <w:rPr>
+          <w:rFonts w:ascii="標楷體" w:eastAsia="標楷體" w:hAnsi="標楷體" w:hint="eastAsia"/>
+          <w:b/>
+          <w:bCs/>
+        </w:rPr>
+        <w:t>，進行 FPGA 開發板燒錄，並以LED顯示輸出。</w:t>
+      </w:r>
+    </w:p>
+    <w:p>
+      <w:pPr>
+        <w:rPr>
+          <w:b/>
+          <w:bCs/>
+        </w:rPr>
+      </w:pPr>
+    </w:p>
+    <w:p>
+      <w:pPr>
+        <w:rPr>
+          <w:b/>
+          <w:bCs/>
+        </w:rPr>
+      </w:pPr>
+      <w:r>
+        <w:rPr>
+          <w:rFonts w:hint="eastAsia"/>
+          <w:b/>
+          <w:bCs/>
+        </w:rPr>
+        <w:t>除錯紀錄：</w:t>
+      </w:r>
+    </w:p>
+    <w:p>
+      <w:pPr>
+        <w:ind w:leftChars="200" w:left="480"/>
+        <w:rPr>
+          <w:b/>
+          <w:bCs/>
+        </w:rPr>
+      </w:pPr>
+      <w:r>
+        <w:rPr>
+          <w:rFonts w:hint="eastAsia"/>
+          <w:b/>
+          <w:bCs/>
+        </w:rPr>
+        <w:t>第一題：</w:t>
+      </w:r>
+    </w:p>
+    <w:p>
+      <w:pPr>
+        <w:ind w:leftChars="400" w:left="960"/>
+        <w:rPr>
+          <w:b/>
+          <w:bCs/>
+        </w:rPr>
+      </w:pPr>
+      <w:r>
+        <w:rPr>
+          <w:rFonts w:hint="eastAsia"/>
+          <w:b/>
+          <w:bCs/>
+        </w:rPr>
+        <w:t>第一版結果</w:t>
+      </w:r>
+    </w:p>
+    <w:p>
+      <w:pPr>
+        <w:ind w:leftChars="400" w:left="960"/>
+        <w:rPr>
+          <w:b/>
+          <w:bCs/>
+        </w:rPr>
+      </w:pPr>
+      <w:r>
+        <w:rPr>
+          <w:noProof/>
+        </w:rPr>
+        <w:lastRenderedPageBreak/>
+        <w:drawing>
+          <wp:inline distT="0" distB="0" distL="0" distR="0" wp14:anchorId="39074006" wp14:editId="21D12C9A">
+            <wp:extent cx="2879725" cy="1685290"/>
+            <wp:effectExtent l="0" t="0" r="0" b="0"/>
+            <wp:docPr id="12" name="圖片 12"/>
+            <wp:cNvGraphicFramePr>
+              <a:graphicFrameLocks xmlns:a="http://schemas.openxmlformats.org/drawingml/2006/main" noChangeAspect="1"/>
+            </wp:cNvGraphicFramePr>
+            <a:graphic xmlns:a="http://schemas.openxmlformats.org/drawingml/2006/main">
+              <a:graphicData uri="http://schemas.openxmlformats.org/drawingml/2006/picture">
+                <pic:pic xmlns:pic="http://schemas.openxmlformats.org/drawingml/2006/picture">
+                  <pic:nvPicPr>
+                    <pic:cNvPr id="0" name="Picture 6"/>
+                    <pic:cNvPicPr>
+                      <a:picLocks noChangeAspect="1" noChangeArrowheads="1"/>
+                    </pic:cNvPicPr>
+                  </pic:nvPicPr>
+                  <pic:blipFill>
+                    <a:blip r:embed="rId19">
+                      <a:extLst>
+                        <a:ext uri="{28A0092B-C50C-407E-A947-70E740481C1C}">
+                          <a14:useLocalDpi xmlns:a14="http://schemas.microsoft.com/office/drawing/2010/main" val="0"/>
+                        </a:ext>
+                      </a:extLst>
+                    </a:blip>
+                    <a:srcRect/>
+                    <a:stretch>
+                      <a:fillRect/>
+                    </a:stretch>
+                  </pic:blipFill>
+                  <pic:spPr bwMode="auto">
+                    <a:xfrm>
+                      <a:off x="0" y="0"/>
+                      <a:ext cx="2879725" cy="1685290"/>
+                    </a:xfrm>
+                    <a:prstGeom prst="rect">
+                      <a:avLst/>
+                    </a:prstGeom>
+                    <a:noFill/>
+                    <a:ln>
+                      <a:noFill/>
+                    </a:ln>
+                  </pic:spPr>
+                </pic:pic>
+              </a:graphicData>
+            </a:graphic>
+          </wp:inline>
+        </w:drawing>
+      </w:r>
+    </w:p>
+    <w:p>
+      <w:pPr>
+        <w:ind w:leftChars="400" w:left="960"/>
+        <w:rPr>
+          <w:b/>
+          <w:bCs/>
+        </w:rPr>
+      </w:pPr>
+      <w:r>
+        <w:rPr>
+          <w:b/>
+          <w:bCs/>
+        </w:rPr>
+        <w:t>問題</w:t>
+      </w:r>
+      <w:r>
+        <w:rPr>
+          <w:b/>
+          <w:bCs/>
+        </w:rPr>
+        <w:t xml:space="preserve"> 1</w:t>
+      </w:r>
+      <w:r>
+        <w:rPr>
+          <w:b/>
+          <w:bCs/>
+        </w:rPr>
+        <w:t>：顯示順序錯誤</w:t>
+      </w:r>
+    </w:p>
+    <w:p>
+      <w:pPr>
+        <w:ind w:leftChars="400" w:left="960"/>
+        <w:rPr>
+          <w:b/>
+          <w:bCs/>
+        </w:rPr>
+      </w:pPr>
+      <w:r>
+        <w:rPr>
+          <w:b/>
+          <w:bCs/>
+        </w:rPr>
+        <w:t>原本輸出序列為：</w:t>
+      </w:r>
+      <w:r>
+        <w:rPr>
+          <w:b/>
+          <w:bCs/>
+        </w:rPr>
+        <w:t>1 → 3 → 6 → C → 0 → 0 → 8 → 0</w:t>
+      </w:r>
+      <w:r>
+        <w:rPr>
+          <w:b/>
+          <w:bCs/>
+        </w:rPr>
+        <w:br/>
+      </w:r>
+      <w:r>
+        <w:rPr>
+          <w:b/>
+          <w:bCs/>
+        </w:rPr>
+        <w:t>學號為：</w:t>
+      </w:r>
+      <w:r>
+        <w:rPr>
+          <w:b/>
+          <w:bCs/>
+        </w:rPr>
+        <w:t>0136C008</w:t>
+      </w:r>
+    </w:p>
+    <w:p>
+      <w:pPr>
+        <w:ind w:leftChars="400" w:left="960"/>
+        <w:rPr>
+          <w:b/>
+          <w:bCs/>
+        </w:rPr>
+      </w:pPr>
+      <w:r>
+        <w:rPr>
+          <w:b/>
+          <w:bCs/>
+        </w:rPr>
+        <w:t>修正</w:t>
+      </w:r>
+      <w:r>
+        <w:rPr>
+          <w:b/>
+          <w:bCs/>
+        </w:rPr>
+        <w:t xml:space="preserve"> 2</w:t>
+      </w:r>
+      <w:r>
+        <w:rPr>
+          <w:b/>
+          <w:bCs/>
+        </w:rPr>
+        <w:t>：重新定義輸出對應</w:t>
+      </w:r>
+    </w:p>
+    <w:p>
+      <w:pPr>
+        <w:ind w:leftChars="400" w:left="960"/>
+        <w:rPr>
+          <w:b/>
+          <w:bCs/>
+        </w:rPr>
+      </w:pPr>
+      <w:r>
+        <w:rPr>
+          <w:b/>
+          <w:bCs/>
+        </w:rPr>
+        <w:t>對應學號：</w:t>
+      </w:r>
+    </w:p>
+    <w:p>
+      <w:pPr>
+        <w:ind w:leftChars="400" w:left="960"/>
+        <w:rPr>
+          <w:b/>
+          <w:bCs/>
+        </w:rPr>
+      </w:pPr>
+      <w:r>
+        <w:rPr>
+          <w:b/>
+          <w:bCs/>
+        </w:rPr>
+        <w:t>S0: Out = 4'b0000; // 0</w:t>
+      </w:r>
+      <w:r>
+        <w:rPr>
+          <w:b/>
+          <w:bCs/>
+        </w:rPr>
+        <w:br/>
+        <w:t>S1: Out = 4'b0001; // 1</w:t>
+      </w:r>
+      <w:r>
+        <w:rPr>
+          <w:b/>
+          <w:bCs/>
+        </w:rPr>
+        <w:br/>
+        <w:t>S2: Out = 4'b0011; // 3</w:t>
+      </w:r>
+      <w:r>
+        <w:rPr>
+          <w:b/>
+          <w:bCs/>
+        </w:rPr>
+        <w:br/>
+        <w:t>S3: Out = 4'b0110; // 6</w:t>
+      </w:r>
+      <w:r>
+        <w:rPr>
+          <w:b/>
+          <w:bCs/>
+        </w:rPr>
+        <w:br/>
+        <w:t>S4: Out = 4'b1100; // C</w:t>
+      </w:r>
+      <w:r>
+        <w:rPr>
+          <w:b/>
+          <w:bCs/>
+        </w:rPr>
+        <w:br/>
+        <w:t>S5: Out = 4'b0000; // 0</w:t>
+      </w:r>
+      <w:r>
+        <w:rPr>
+          <w:b/>
+          <w:bCs/>
+        </w:rPr>
+        <w:br/>
+        <w:t>S6: Out = 4'b0000; // 0</w:t>
+      </w:r>
+      <w:r>
+        <w:rPr>
+          <w:b/>
+          <w:bCs/>
+        </w:rPr>
+        <w:br/>
+        <w:t>S7: Out = 4'b1000; // 8</w:t>
+      </w:r>
+    </w:p>
+    <w:p>
+      <w:pPr>
+        <w:ind w:leftChars="400" w:left="960"/>
+        <w:rPr>
+          <w:b/>
+          <w:bCs/>
+        </w:rPr>
+      </w:pPr>
+    </w:p>
+    <w:p>
+      <w:pPr>
+        <w:ind w:leftChars="400" w:left="960"/>
+        <w:rPr>
+          <w:b/>
+          <w:bCs/>
+        </w:rPr>
+      </w:pPr>
+      <w:r>
+        <w:rPr>
+          <w:b/>
+          <w:bCs/>
+        </w:rPr>
+        <w:t>問題</w:t>
+      </w:r>
+      <w:r>
+        <w:rPr>
+          <w:b/>
+          <w:bCs/>
+        </w:rPr>
+        <w:t xml:space="preserve"> 2</w:t>
+      </w:r>
+      <w:r>
+        <w:rPr>
+          <w:b/>
+          <w:bCs/>
+        </w:rPr>
+        <w:t>：輸出會因</w:t>
+      </w:r>
+      <w:r>
+        <w:rPr>
+          <w:b/>
+          <w:bCs/>
+        </w:rPr>
+        <w:t xml:space="preserve"> Rev </w:t>
+      </w:r>
+      <w:r>
+        <w:rPr>
+          <w:b/>
+          <w:bCs/>
+        </w:rPr>
+        <w:t>改變而立即跳動</w:t>
+      </w:r>
+    </w:p>
+    <w:p>
+      <w:pPr>
+        <w:ind w:leftChars="400" w:left="960"/>
+        <w:rPr>
+          <w:b/>
+          <w:bCs/>
+        </w:rPr>
+      </w:pPr>
+      <w:r>
+        <w:rPr>
+          <w:b/>
+          <w:bCs/>
+        </w:rPr>
+        <w:t>原程式：</w:t>
+      </w:r>
+      <w:r>
+        <w:rPr>
+          <w:b/>
+          <w:bCs/>
+        </w:rPr>
+        <w:t>case ({</w:t>
+      </w:r>
+      <w:proofErr w:type="spellStart"/>
+      <w:r>
+        <w:rPr>
+          <w:b/>
+          <w:bCs/>
+        </w:rPr>
+        <w:t>Org_State</w:t>
+      </w:r>
+      <w:proofErr w:type="spellEnd"/>
+      <w:r>
+        <w:rPr>
+          <w:b/>
+          <w:bCs/>
+        </w:rPr>
+        <w:t>, Rev})</w:t>
+      </w:r>
+    </w:p>
+    <w:p>
+      <w:pPr>
+        <w:ind w:leftChars="400" w:left="960"/>
+        <w:rPr>
+          <w:b/>
+          <w:bCs/>
+        </w:rPr>
+      </w:pPr>
+      <w:r>
+        <w:rPr>
+          <w:b/>
+          <w:bCs/>
+        </w:rPr>
+        <w:t>導致：</w:t>
+      </w:r>
+    </w:p>
+    <w:p>
+      <w:pPr>
+        <w:numPr>
+          <w:ilvl w:val="0"/>
+          <w:numId w:val="4"/>
+        </w:numPr>
+        <w:tabs>
+          <w:tab w:val="clear" w:pos="720"/>
+          <w:tab w:val="num" w:pos="1680"/>
+        </w:tabs>
+        <w:ind w:leftChars="550" w:left="1680"/>
+        <w:rPr>
+          <w:b/>
+          <w:bCs/>
+        </w:rPr>
+      </w:pPr>
+      <w:r>
+        <w:rPr>
+          <w:b/>
+          <w:bCs/>
+        </w:rPr>
+        <w:t>當</w:t>
+      </w:r>
+      <w:r>
+        <w:rPr>
+          <w:b/>
+          <w:bCs/>
+        </w:rPr>
+        <w:t xml:space="preserve"> Rev </w:t>
+      </w:r>
+      <w:r>
+        <w:rPr>
+          <w:b/>
+          <w:bCs/>
+        </w:rPr>
+        <w:t>改變時</w:t>
+      </w:r>
+      <w:r>
+        <w:rPr>
+          <w:b/>
+          <w:bCs/>
+        </w:rPr>
+        <w:t xml:space="preserve"> </w:t>
+      </w:r>
+    </w:p>
+    <w:p>
+      <w:pPr>
+        <w:numPr>
+          <w:ilvl w:val="0"/>
+          <w:numId w:val="4"/>
+        </w:numPr>
+        <w:tabs>
+          <w:tab w:val="clear" w:pos="720"/>
+          <w:tab w:val="num" w:pos="1680"/>
+        </w:tabs>
+        <w:ind w:leftChars="550" w:left="1680"/>
+        <w:rPr>
+          <w:b/>
+          <w:bCs/>
+        </w:rPr>
+      </w:pPr>
+      <w:r>
+        <w:rPr>
+          <w:b/>
+          <w:bCs/>
+        </w:rPr>
+        <w:t>即使</w:t>
+      </w:r>
+      <w:r>
+        <w:rPr>
+          <w:b/>
+          <w:bCs/>
+        </w:rPr>
+        <w:t xml:space="preserve"> state </w:t>
+      </w:r>
+      <w:r>
+        <w:rPr>
+          <w:b/>
+          <w:bCs/>
+        </w:rPr>
+        <w:t>沒變</w:t>
+      </w:r>
+      <w:r>
+        <w:rPr>
+          <w:b/>
+          <w:bCs/>
+        </w:rPr>
+        <w:t xml:space="preserve"> </w:t>
+      </w:r>
+    </w:p>
+    <w:p>
+      <w:pPr>
+        <w:numPr>
+          <w:ilvl w:val="0"/>
+          <w:numId w:val="4"/>
+        </w:numPr>
+        <w:tabs>
+          <w:tab w:val="clear" w:pos="720"/>
+          <w:tab w:val="num" w:pos="1680"/>
+        </w:tabs>
+        <w:ind w:leftChars="550" w:left="1680"/>
+        <w:rPr>
+          <w:b/>
+          <w:bCs/>
+        </w:rPr>
+      </w:pPr>
+      <w:r>
+        <w:rPr>
+          <w:b/>
+          <w:bCs/>
+        </w:rPr>
+        <w:t xml:space="preserve">Out </w:t>
+      </w:r>
+      <w:r>
+        <w:rPr>
+          <w:b/>
+          <w:bCs/>
+        </w:rPr>
+        <w:t>也會立即改變</w:t>
+      </w:r>
+    </w:p>
+    <w:p>
+      <w:pPr>
+        <w:ind w:leftChars="400" w:left="960"/>
+        <w:rPr>
+          <w:b/>
+          <w:bCs/>
+        </w:rPr>
+      </w:pPr>
+    </w:p>
+    <w:p>
+      <w:pPr>
+        <w:ind w:leftChars="400" w:left="960"/>
+        <w:rPr>
+          <w:b/>
+          <w:bCs/>
+        </w:rPr>
+      </w:pPr>
+      <w:r>
+        <w:rPr>
+          <w:b/>
+          <w:bCs/>
+        </w:rPr>
+        <w:t>修正</w:t>
+      </w:r>
+      <w:r>
+        <w:rPr>
+          <w:b/>
+          <w:bCs/>
+        </w:rPr>
+        <w:t xml:space="preserve"> 2</w:t>
+      </w:r>
+      <w:r>
+        <w:rPr>
+          <w:b/>
+          <w:bCs/>
+        </w:rPr>
+        <w:t>：</w:t>
+      </w:r>
+      <w:r>
+        <w:rPr>
+          <w:b/>
+          <w:bCs/>
+        </w:rPr>
+        <w:t>輸出不再依賴</w:t>
+      </w:r>
+      <w:r>
+        <w:rPr>
+          <w:b/>
+          <w:bCs/>
+        </w:rPr>
+        <w:t xml:space="preserve"> Rev</w:t>
+      </w:r>
+    </w:p>
+    <w:p>
+      <w:pPr>
+        <w:ind w:leftChars="400" w:left="960"/>
+        <w:rPr>
+          <w:b/>
+          <w:bCs/>
+        </w:rPr>
+      </w:pPr>
+      <w:r>
+        <w:rPr>
+          <w:b/>
+          <w:bCs/>
+        </w:rPr>
+        <w:t>改為：</w:t>
+      </w:r>
+      <w:r>
+        <w:rPr>
+          <w:b/>
+          <w:bCs/>
+        </w:rPr>
+        <w:t>case (</w:t>
+      </w:r>
+      <w:proofErr w:type="spellStart"/>
+      <w:r>
+        <w:rPr>
+          <w:b/>
+          <w:bCs/>
+        </w:rPr>
+        <w:t>Org_State</w:t>
+      </w:r>
+      <w:proofErr w:type="spellEnd"/>
+      <w:r>
+        <w:rPr>
+          <w:b/>
+          <w:bCs/>
+        </w:rPr>
+        <w:t>)</w:t>
+      </w:r>
+    </w:p>
+    <w:p>
+      <w:pPr>
+        <w:ind w:leftChars="400" w:left="960"/>
+        <w:rPr>
+          <w:b/>
+          <w:bCs/>
+        </w:rPr>
+      </w:pPr>
+    </w:p>
+    <w:p>
+      <w:pPr>
+        <w:ind w:leftChars="400" w:left="960"/>
+        <w:rPr>
+          <w:b/>
+          <w:bCs/>
+        </w:rPr>
+      </w:pPr>
+      <w:r>
+        <w:rPr>
+          <w:b/>
+          <w:bCs/>
+        </w:rPr>
+        <w:t>問題</w:t>
+      </w:r>
+      <w:r>
+        <w:rPr>
+          <w:b/>
+          <w:bCs/>
+        </w:rPr>
+        <w:t xml:space="preserve"> </w:t>
+      </w:r>
+      <w:r>
+        <w:rPr>
+          <w:rFonts w:hint="eastAsia"/>
+          <w:b/>
+          <w:bCs/>
+        </w:rPr>
+        <w:t>3</w:t>
+      </w:r>
+      <w:r>
+        <w:rPr>
+          <w:b/>
+          <w:bCs/>
+        </w:rPr>
+        <w:t>：</w:t>
+      </w:r>
+      <w:r>
+        <w:rPr>
+          <w:rFonts w:ascii="標楷體" w:eastAsia="標楷體" w:hAnsi="標楷體"/>
+          <w:b/>
+          <w:bCs/>
+        </w:rPr>
+        <w:t xml:space="preserve">post implementation </w:t>
+      </w:r>
+      <w:r>
+        <w:rPr>
+          <w:rFonts w:ascii="標楷體" w:eastAsia="標楷體" w:hAnsi="標楷體" w:hint="eastAsia"/>
+          <w:b/>
+          <w:bCs/>
+        </w:rPr>
+        <w:t>模擬</w:t>
+      </w:r>
+      <w:r>
+        <w:rPr>
+          <w:rFonts w:ascii="標楷體" w:eastAsia="標楷體" w:hAnsi="標楷體"/>
+          <w:b/>
+          <w:bCs/>
+        </w:rPr>
+        <w:t>不如預期</w:t>
+      </w:r>
+    </w:p>
+    <w:p>
+      <w:pPr>
+        <w:rPr>
+          <w:rFonts w:hint="eastAsia"/>
+          <w:b/>
+          <w:bCs/>
+        </w:rPr>
+      </w:pPr>
+      <w:r>
+        <w:rPr>
+          <w:b/>
+          <w:bCs/>
+        </w:rPr>
+        <w:drawing>
+          <wp:inline distT="0" distB="0" distL="0" distR="0" wp14:anchorId="4E3EEA14" wp14:editId="5F9EB694">
+            <wp:extent cx="6645910" cy="1035050"/>
+            <wp:effectExtent l="0" t="0" r="2540" b="0"/>
+            <wp:docPr id="6" name="圖片 6"/>
+            <wp:cNvGraphicFramePr>
+              <a:graphicFrameLocks xmlns:a="http://schemas.openxmlformats.org/drawingml/2006/main" noChangeAspect="1"/>
+            </wp:cNvGraphicFramePr>
+            <a:graphic xmlns:a="http://schemas.openxmlformats.org/drawingml/2006/main">
+              <a:graphicData uri="http://schemas.openxmlformats.org/drawingml/2006/picture">
+                <pic:pic xmlns:pic="http://schemas.openxmlformats.org/drawingml/2006/picture">
+                  <pic:nvPicPr>
+                    <pic:cNvPr id="1" name=""/>
+                    <pic:cNvPicPr/>
+                  </pic:nvPicPr>
+                  <pic:blipFill rotWithShape="1">
+                    <a:blip r:embed="rId20"/>
+                    <a:srcRect t="8457" b="65034"/>
+                    <a:stretch/>
+                  </pic:blipFill>
+                  <pic:spPr bwMode="auto">
+                    <a:xfrm>
+                      <a:off x="0" y="0"/>
+                      <a:ext cx="6645910" cy="1035050"/>
+                    </a:xfrm>
+                    <a:prstGeom prst="rect">
+                      <a:avLst/>
+                    </a:prstGeom>
+                    <a:ln>
+                      <a:noFill/>
+                    </a:ln>
+                    <a:extLst>
+                      <a:ext uri="{53640926-AAD7-44D8-BBD7-CCE9431645EC}">
+                        <a14:shadowObscured xmlns:a14="http://schemas.microsoft.com/office/drawing/2010/main"/>
+                      </a:ext>
+                    </a:extLst>
+                  </pic:spPr>
+                </pic:pic>
+              </a:graphicData>
+            </a:graphic>
+          </wp:inline>
+        </w:drawing>
+      </w:r>
+      <w:r>
+        <w:rPr>
+          <w:b/>
+          <w:bCs/>
+        </w:rPr>
+        <w:br/>
+      </w:r>
+      <w:r>
+        <w:rPr>
+          <w:b/>
+          <w:bCs/>
+        </w:rPr>
+        <w:tab/>
+      </w:r>
+      <w:r>
+        <w:rPr>
+          <w:b/>
+          <w:bCs/>
+        </w:rPr>
+        <w:tab/>
+      </w:r>
+      <w:r>
+        <w:rPr>
+          <w:rFonts w:hint="eastAsia"/>
+          <w:b/>
+          <w:bCs/>
+        </w:rPr>
+        <w:t>原因：</w:t>
+      </w:r>
+      <w:r>
+        <w:rPr>
+          <w:b/>
+          <w:bCs/>
+        </w:rPr>
+        <w:t xml:space="preserve">testbench reset </w:t>
+      </w:r>
+      <w:r>
+        <w:rPr>
+          <w:b/>
+          <w:bCs/>
+        </w:rPr>
+        <w:t>太短</w:t>
+      </w:r>
+      <w:r>
+        <w:rPr>
+          <w:rFonts w:hint="eastAsia"/>
+          <w:b/>
+          <w:bCs/>
+        </w:rPr>
+        <w:t>以及</w:t>
+      </w:r>
+      <w:proofErr w:type="spellStart"/>
+      <w:r>
+        <w:rPr>
+          <w:rFonts w:hint="eastAsia"/>
+          <w:b/>
+          <w:bCs/>
+        </w:rPr>
+        <w:t>clk</w:t>
+      </w:r>
+      <w:proofErr w:type="spellEnd"/>
+      <w:r>
+        <w:rPr>
+          <w:rFonts w:hint="eastAsia"/>
+          <w:b/>
+          <w:bCs/>
+        </w:rPr>
+        <w:t>太短</w:t>
+      </w:r>
+      <w:r>
+        <w:rPr>
+          <w:b/>
+          <w:bCs/>
+        </w:rPr>
+        <w:t xml:space="preserve"> + post-implementation timing simulation </w:t>
+      </w:r>
+      <w:r>
+        <w:rPr>
+          <w:b/>
+          <w:bCs/>
+        </w:rPr>
+        <w:t>有實體延遲</w:t>
+      </w:r>
+      <w:r>
+        <w:rPr>
+          <w:rFonts w:hint="eastAsia"/>
+          <w:b/>
+          <w:bCs/>
+        </w:rPr>
+        <w:t>導致</w:t>
+      </w:r>
+      <w:r>
+        <w:rPr>
+          <w:b/>
+          <w:bCs/>
+        </w:rPr>
+        <w:t xml:space="preserve">Out </w:t>
+      </w:r>
+      <w:r>
+        <w:rPr>
+          <w:b/>
+          <w:bCs/>
+        </w:rPr>
+        <w:t>一直是</w:t>
+      </w:r>
+      <w:r>
+        <w:rPr>
+          <w:b/>
+          <w:bCs/>
+        </w:rPr>
+        <w:t xml:space="preserve"> X</w:t>
+      </w:r>
+    </w:p>
+    <w:p>
+      <w:pPr>
+        <w:ind w:leftChars="400" w:left="960"/>
+        <w:rPr>
+          <w:rFonts w:hint="eastAsia"/>
+          <w:b/>
+          <w:bCs/>
+        </w:rPr>
+      </w:pPr>
+      <w:r>
+        <w:rPr>
+          <w:b/>
+          <w:bCs/>
+        </w:rPr>
+        <w:t>修正</w:t>
+      </w:r>
+      <w:r>
+        <w:rPr>
+          <w:b/>
+          <w:bCs/>
+        </w:rPr>
+        <w:t xml:space="preserve"> </w:t>
+      </w:r>
+      <w:r>
+        <w:rPr>
+          <w:rFonts w:hint="eastAsia"/>
+          <w:b/>
+          <w:bCs/>
+        </w:rPr>
+        <w:t>3</w:t>
+      </w:r>
+      <w:r>
+        <w:rPr>
+          <w:b/>
+          <w:bCs/>
+        </w:rPr>
+        <w:t>：</w:t>
+      </w:r>
+      <w:r>
+        <w:rPr>
+          <w:rFonts w:hint="eastAsia"/>
+          <w:b/>
+          <w:bCs/>
+        </w:rPr>
+        <w:t>延長</w:t>
+      </w:r>
+      <w:r>
+        <w:rPr>
+          <w:b/>
+          <w:bCs/>
+        </w:rPr>
+        <w:t>reset</w:t>
+      </w:r>
+      <w:r>
+        <w:rPr>
+          <w:rFonts w:hint="eastAsia"/>
+          <w:b/>
+          <w:bCs/>
+        </w:rPr>
+        <w:t>以及</w:t>
+      </w:r>
+      <w:proofErr w:type="spellStart"/>
+      <w:r>
+        <w:rPr>
+          <w:rFonts w:hint="eastAsia"/>
+          <w:b/>
+          <w:bCs/>
+        </w:rPr>
+        <w:t>clk</w:t>
+      </w:r>
+      <w:proofErr w:type="spellEnd"/>
+    </w:p>
+    <w:p>
+      <w:pPr>
+        <w:rPr>
+          <w:b/>
+          <w:bCs/>
+        </w:rPr>
+      </w:pPr>
+    </w:p>
+    <w:p>
+      <w:pPr>
+        <w:rPr>
+          <w:rFonts w:ascii="標楷體" w:eastAsia="標楷體" w:hAnsi="標楷體"/>
+          <w:b/>
+          <w:bCs/>
+        </w:rPr>
+      </w:pPr>
+      <w:r>
+        <w:rPr>
+          <w:rFonts w:ascii="標楷體" w:eastAsia="標楷體" w:hAnsi="標楷體"/>
+          <w:b/>
+          <w:bCs/>
+        </w:rPr>
+        <w:lastRenderedPageBreak/>
+        <w:t xml:space="preserve">post implementation </w:t>
+      </w:r>
+      <w:r>
+        <w:rPr>
+          <w:rFonts w:ascii="標楷體" w:eastAsia="標楷體" w:hAnsi="標楷體" w:hint="eastAsia"/>
+          <w:b/>
+          <w:bCs/>
+        </w:rPr>
+        <w:t>模擬</w:t>
+      </w:r>
+      <w:r>
+        <w:rPr>
+          <w:rFonts w:ascii="標楷體" w:eastAsia="標楷體" w:hAnsi="標楷體" w:hint="eastAsia"/>
+          <w:b/>
+          <w:bCs/>
+        </w:rPr>
+        <w:t>：</w:t>
+      </w:r>
+    </w:p>
+    <w:p>
+      <w:pPr>
+        <w:ind w:firstLine="480"/>
+        <w:rPr>
+          <w:rFonts w:ascii="標楷體" w:eastAsia="標楷體" w:hAnsi="標楷體" w:hint="eastAsia"/>
+          <w:b/>
+          <w:bCs/>
+        </w:rPr>
+      </w:pPr>
+      <w:r>
+        <w:rPr>
+          <w:rFonts w:ascii="標楷體" w:eastAsia="標楷體" w:hAnsi="標楷體" w:hint="eastAsia"/>
+          <w:b/>
+          <w:bCs/>
+        </w:rPr>
+        <w:t>第一題：</w:t>
+      </w:r>
+    </w:p>
+    <w:p>
+      <w:pPr>
+        <w:rPr>
+          <w:rFonts w:hint="eastAsia"/>
+          <w:b/>
+          <w:bCs/>
+        </w:rPr>
+      </w:pPr>
+      <w:r>
+        <w:rPr>
+          <w:b/>
+          <w:bCs/>
+        </w:rPr>
+        <w:drawing>
+          <wp:inline distT="0" distB="0" distL="0" distR="0" wp14:anchorId="753093DB" wp14:editId="7611B072">
+            <wp:extent cx="6645910" cy="939800"/>
+            <wp:effectExtent l="0" t="0" r="2540" b="0"/>
+            <wp:docPr id="8" name="圖片 8"/>
+            <wp:cNvGraphicFramePr>
+              <a:graphicFrameLocks xmlns:a="http://schemas.openxmlformats.org/drawingml/2006/main" noChangeAspect="1"/>
+            </wp:cNvGraphicFramePr>
+            <a:graphic xmlns:a="http://schemas.openxmlformats.org/drawingml/2006/main">
+              <a:graphicData uri="http://schemas.openxmlformats.org/drawingml/2006/picture">
+                <pic:pic xmlns:pic="http://schemas.openxmlformats.org/drawingml/2006/picture">
+                  <pic:nvPicPr>
+                    <pic:cNvPr id="1" name=""/>
+                    <pic:cNvPicPr/>
+                  </pic:nvPicPr>
+                  <pic:blipFill rotWithShape="1">
+                    <a:blip r:embed="rId21"/>
+                    <a:srcRect t="9432" b="66498"/>
+                    <a:stretch/>
+                  </pic:blipFill>
+                  <pic:spPr bwMode="auto">
+                    <a:xfrm>
+                      <a:off x="0" y="0"/>
+                      <a:ext cx="6645910" cy="939800"/>
+                    </a:xfrm>
+                    <a:prstGeom prst="rect">
+                      <a:avLst/>
+                    </a:prstGeom>
+                    <a:ln>
+                      <a:noFill/>
+                    </a:ln>
+                    <a:extLst>
+                      <a:ext uri="{53640926-AAD7-44D8-BBD7-CCE9431645EC}">
+                        <a14:shadowObscured xmlns:a14="http://schemas.microsoft.com/office/drawing/2010/main"/>
+                      </a:ext>
+                    </a:extLst>
                   </pic:spPr>
                 </pic:pic>
               </a:graphicData>
@@ -1193,6 +3388,178 @@
 <file path=word/numbering.xml><?xml version="1.0" encoding="utf-8"?>
 <w:numbering xmlns:wpc="http://schemas.microsoft.com/office/word/2010/wordprocessingCanvas" xmlns:cx="http://schemas.microsoft.com/office/drawing/2014/chartex" xmlns:cx1="http://schemas.microsoft.com/office/drawing/2015/9/8/chartex" xmlns:cx2="http://schemas.microsoft.com/office/drawing/2015/10/21/chartex" xmlns:cx3="http://schemas.microsoft.com/office/drawing/2016/5/9/chartex" xmlns:cx4="http://schemas.microsoft.com/office/drawing/2016/5/10/chartex" xmlns:cx5="http://schemas.microsoft.com/office/drawing/2016/5/11/chartex" xmlns:cx6="http://schemas.microsoft.com/office/drawing/2016/5/12/chartex" xmlns:cx7="http://schemas.microsoft.com/office/drawing/2016/5/13/chartex" xmlns:cx8="http://schemas.microsoft.com/office/drawing/2016/5/14/chartex" xmlns:mc="http://schemas.openxmlformats.org/markup-compatibility/2006" xmlns:aink="http://schemas.microsoft.com/office/drawing/2016/ink" xmlns:am3d="http://schemas.microsoft.com/office/drawing/2017/model3d" xmlns:o="urn:schemas-microsoft-com:office:office" xmlns:oel="http://schemas.microsoft.com/office/2019/extlst" xmlns:r="http://schemas.openxmlformats.org/officeDocument/2006/relationships" xmlns:m="http://schemas.openxmlformats.org/officeDocument/2006/math" xmlns:v="urn:schemas-microsoft-com:vml" xmlns:wp14="http://schemas.microsoft.com/office/word/2010/wordprocessingDrawing" xmlns:wp="http://schemas.openxmlformats.org/drawingml/2006/wordprocessingDrawing" xmlns:w10="urn:schemas-microsoft-com:office:word" xmlns:w="http://schemas.openxmlformats.org/wordprocessingml/2006/main" xmlns:w14="http://schemas.microsoft.com/office/word/2010/wordml" xmlns:w15="http://schemas.microsoft.com/office/word/2012/wordml" xmlns:w16cex="http://schemas.microsoft.com/office/word/2018/wordml/cex" xmlns:w16cid="http://schemas.microsoft.com/office/word/2016/wordml/cid" xmlns:w16="http://schemas.microsoft.com/office/word/2018/wordml" xmlns:w16sdtdh="http://schemas.microsoft.com/office/word/2020/wordml/sdtdatahash" xmlns:w16se="http://schemas.microsoft.com/office/word/2015/wordml/symex" xmlns:wpg="http://schemas.microsoft.com/office/word/2010/wordprocessingGroup" xmlns:wpi="http://schemas.microsoft.com/office/word/2010/wordprocessingInk" xmlns:wne="http://schemas.microsoft.com/office/word/2006/wordml" xmlns:wps="http://schemas.microsoft.com/office/word/2010/wordprocessingShape" mc:Ignorable="w14 w15 w16se w16cid w16 w16cex w16sdtdh wp14">
   <w:abstractNum w:abstractNumId="0" w15:restartNumberingAfterBreak="0">
+    <w:nsid w:val="03917516"/>
+    <w:multiLevelType w:val="hybridMultilevel"/>
+    <w:tmpl w:val="4726CA42"/>
+    <w:lvl w:ilvl="0" w:tplc="0409000F">
+      <w:start w:val="1"/>
+      <w:numFmt w:val="decimal"/>
+      <w:lvlText w:val="%1."/>
+      <w:lvlJc w:val="left"/>
+      <w:pPr>
+        <w:ind w:left="1560" w:hanging="480"/>
+      </w:pPr>
+    </w:lvl>
+    <w:lvl w:ilvl="1" w:tplc="04090019" w:tentative="1">
+      <w:start w:val="1"/>
+      <w:numFmt w:val="ideographTraditional"/>
+      <w:lvlText w:val="%2、"/>
+      <w:lvlJc w:val="left"/>
+      <w:pPr>
+        <w:ind w:left="2040" w:hanging="480"/>
+      </w:pPr>
+    </w:lvl>
+    <w:lvl w:ilvl="2" w:tplc="0409001B" w:tentative="1">
+      <w:start w:val="1"/>
+      <w:numFmt w:val="lowerRoman"/>
+      <w:lvlText w:val="%3."/>
+      <w:lvlJc w:val="right"/>
+      <w:pPr>
+        <w:ind w:left="2520" w:hanging="480"/>
+      </w:pPr>
+    </w:lvl>
+    <w:lvl w:ilvl="3" w:tplc="0409000F" w:tentative="1">
+      <w:start w:val="1"/>
+      <w:numFmt w:val="decimal"/>
+      <w:lvlText w:val="%4."/>
+      <w:lvlJc w:val="left"/>
+      <w:pPr>
+        <w:ind w:left="3000" w:hanging="480"/>
+      </w:pPr>
+    </w:lvl>
+    <w:lvl w:ilvl="4" w:tplc="04090019" w:tentative="1">
+      <w:start w:val="1"/>
+      <w:numFmt w:val="ideographTraditional"/>
+      <w:lvlText w:val="%5、"/>
+      <w:lvlJc w:val="left"/>
+      <w:pPr>
+        <w:ind w:left="3480" w:hanging="480"/>
+      </w:pPr>
+    </w:lvl>
+    <w:lvl w:ilvl="5" w:tplc="0409001B" w:tentative="1">
+      <w:start w:val="1"/>
+      <w:numFmt w:val="lowerRoman"/>
+      <w:lvlText w:val="%6."/>
+      <w:lvlJc w:val="right"/>
+      <w:pPr>
+        <w:ind w:left="3960" w:hanging="480"/>
+      </w:pPr>
+    </w:lvl>
+    <w:lvl w:ilvl="6" w:tplc="0409000F" w:tentative="1">
+      <w:start w:val="1"/>
+      <w:numFmt w:val="decimal"/>
+      <w:lvlText w:val="%7."/>
+      <w:lvlJc w:val="left"/>
+      <w:pPr>
+        <w:ind w:left="4440" w:hanging="480"/>
+      </w:pPr>
+    </w:lvl>
+    <w:lvl w:ilvl="7" w:tplc="04090019" w:tentative="1">
+      <w:start w:val="1"/>
+      <w:numFmt w:val="ideographTraditional"/>
+      <w:lvlText w:val="%8、"/>
+      <w:lvlJc w:val="left"/>
+      <w:pPr>
+        <w:ind w:left="4920" w:hanging="480"/>
+      </w:pPr>
+    </w:lvl>
+    <w:lvl w:ilvl="8" w:tplc="0409001B" w:tentative="1">
+      <w:start w:val="1"/>
+      <w:numFmt w:val="lowerRoman"/>
+      <w:lvlText w:val="%9."/>
+      <w:lvlJc w:val="right"/>
+      <w:pPr>
+        <w:ind w:left="5400" w:hanging="480"/>
+      </w:pPr>
+    </w:lvl>
+  </w:abstractNum>
+  <w:abstractNum w:abstractNumId="1" w15:restartNumberingAfterBreak="0">
+    <w:nsid w:val="066A3587"/>
+    <w:multiLevelType w:val="hybridMultilevel"/>
+    <w:tmpl w:val="8D927E54"/>
+    <w:lvl w:ilvl="0" w:tplc="0409000F">
+      <w:start w:val="1"/>
+      <w:numFmt w:val="decimal"/>
+      <w:lvlText w:val="%1."/>
+      <w:lvlJc w:val="left"/>
+      <w:pPr>
+        <w:ind w:left="1920" w:hanging="480"/>
+      </w:pPr>
+    </w:lvl>
+    <w:lvl w:ilvl="1" w:tplc="04090019" w:tentative="1">
+      <w:start w:val="1"/>
+      <w:numFmt w:val="ideographTraditional"/>
+      <w:lvlText w:val="%2、"/>
+      <w:lvlJc w:val="left"/>
+      <w:pPr>
+        <w:ind w:left="2400" w:hanging="480"/>
+      </w:pPr>
+    </w:lvl>
+    <w:lvl w:ilvl="2" w:tplc="0409001B" w:tentative="1">
+      <w:start w:val="1"/>
+      <w:numFmt w:val="lowerRoman"/>
+      <w:lvlText w:val="%3."/>
+      <w:lvlJc w:val="right"/>
+      <w:pPr>
+        <w:ind w:left="2880" w:hanging="480"/>
+      </w:pPr>
+    </w:lvl>
+    <w:lvl w:ilvl="3" w:tplc="0409000F" w:tentative="1">
+      <w:start w:val="1"/>
+      <w:numFmt w:val="decimal"/>
+      <w:lvlText w:val="%4."/>
+      <w:lvlJc w:val="left"/>
+      <w:pPr>
+        <w:ind w:left="3360" w:hanging="480"/>
+      </w:pPr>
+    </w:lvl>
+    <w:lvl w:ilvl="4" w:tplc="04090019" w:tentative="1">
+      <w:start w:val="1"/>
+      <w:numFmt w:val="ideographTraditional"/>
+      <w:lvlText w:val="%5、"/>
+      <w:lvlJc w:val="left"/>
+      <w:pPr>
+        <w:ind w:left="3840" w:hanging="480"/>
+      </w:pPr>
+    </w:lvl>
+    <w:lvl w:ilvl="5" w:tplc="0409001B" w:tentative="1">
+      <w:start w:val="1"/>
+      <w:numFmt w:val="lowerRoman"/>
+      <w:lvlText w:val="%6."/>
+      <w:lvlJc w:val="right"/>
+      <w:pPr>
+        <w:ind w:left="4320" w:hanging="480"/>
+      </w:pPr>
+    </w:lvl>
+    <w:lvl w:ilvl="6" w:tplc="0409000F" w:tentative="1">
+      <w:start w:val="1"/>
+      <w:numFmt w:val="decimal"/>
+      <w:lvlText w:val="%7."/>
+      <w:lvlJc w:val="left"/>
+      <w:pPr>
+        <w:ind w:left="4800" w:hanging="480"/>
+      </w:pPr>
+    </w:lvl>
+    <w:lvl w:ilvl="7" w:tplc="04090019" w:tentative="1">
+      <w:start w:val="1"/>
+      <w:numFmt w:val="ideographTraditional"/>
+      <w:lvlText w:val="%8、"/>
+      <w:lvlJc w:val="left"/>
+      <w:pPr>
+        <w:ind w:left="5280" w:hanging="480"/>
+      </w:pPr>
+    </w:lvl>
+    <w:lvl w:ilvl="8" w:tplc="0409001B" w:tentative="1">
+      <w:start w:val="1"/>
+      <w:numFmt w:val="lowerRoman"/>
+      <w:lvlText w:val="%9."/>
+      <w:lvlJc w:val="right"/>
+      <w:pPr>
+        <w:ind w:left="5760" w:hanging="480"/>
+      </w:pPr>
+    </w:lvl>
+  </w:abstractNum>
+  <w:abstractNum w:abstractNumId="2" w15:restartNumberingAfterBreak="0">
     <w:nsid w:val="0DF354F5"/>
     <w:multiLevelType w:val="hybridMultilevel"/>
     <w:tmpl w:val="32BCD4EE"/>
@@ -1281,7 +3648,7 @@
       </w:pPr>
     </w:lvl>
   </w:abstractNum>
-  <w:abstractNum w:abstractNumId="1" w15:restartNumberingAfterBreak="0">
+  <w:abstractNum w:abstractNumId="3" w15:restartNumberingAfterBreak="0">
     <w:nsid w:val="184C4EA5"/>
     <w:multiLevelType w:val="hybridMultilevel"/>
     <w:tmpl w:val="6EA63F0E"/>
@@ -1370,7 +3737,156 @@
       </w:pPr>
     </w:lvl>
   </w:abstractNum>
-  <w:abstractNum w:abstractNumId="2" w15:restartNumberingAfterBreak="0">
+  <w:abstractNum w:abstractNumId="4" w15:restartNumberingAfterBreak="0">
+    <w:nsid w:val="3A883430"/>
+    <w:multiLevelType w:val="multilevel"/>
+    <w:tmpl w:val="C8CE2772"/>
+    <w:lvl w:ilvl="0">
+      <w:start w:val="1"/>
+      <w:numFmt w:val="bullet"/>
+      <w:lvlText w:val=""/>
+      <w:lvlJc w:val="left"/>
+      <w:pPr>
+        <w:tabs>
+          <w:tab w:val="num" w:pos="720"/>
+        </w:tabs>
+        <w:ind w:left="720" w:hanging="360"/>
+      </w:pPr>
+      <w:rPr>
+        <w:rFonts w:ascii="Symbol" w:hAnsi="Symbol" w:hint="default"/>
+        <w:sz w:val="20"/>
+      </w:rPr>
+    </w:lvl>
+    <w:lvl w:ilvl="1" w:tentative="1">
+      <w:start w:val="1"/>
+      <w:numFmt w:val="bullet"/>
+      <w:lvlText w:val="o"/>
+      <w:lvlJc w:val="left"/>
+      <w:pPr>
+        <w:tabs>
+          <w:tab w:val="num" w:pos="1440"/>
+        </w:tabs>
+        <w:ind w:left="1440" w:hanging="360"/>
+      </w:pPr>
+      <w:rPr>
+        <w:rFonts w:ascii="Courier New" w:hAnsi="Courier New" w:hint="default"/>
+        <w:sz w:val="20"/>
+      </w:rPr>
+    </w:lvl>
+    <w:lvl w:ilvl="2" w:tentative="1">
+      <w:start w:val="1"/>
+      <w:numFmt w:val="bullet"/>
+      <w:lvlText w:val=""/>
+      <w:lvlJc w:val="left"/>
+      <w:pPr>
+        <w:tabs>
+          <w:tab w:val="num" w:pos="2160"/>
+        </w:tabs>
+        <w:ind w:left="2160" w:hanging="360"/>
+      </w:pPr>
+      <w:rPr>
+        <w:rFonts w:ascii="Wingdings" w:hAnsi="Wingdings" w:hint="default"/>
+        <w:sz w:val="20"/>
+      </w:rPr>
+    </w:lvl>
+    <w:lvl w:ilvl="3" w:tentative="1">
+      <w:start w:val="1"/>
+      <w:numFmt w:val="bullet"/>
+      <w:lvlText w:val=""/>
+      <w:lvlJc w:val="left"/>
+      <w:pPr>
+        <w:tabs>
+          <w:tab w:val="num" w:pos="2880"/>
+        </w:tabs>
+        <w:ind w:left="2880" w:hanging="360"/>
+      </w:pPr>
+      <w:rPr>
+        <w:rFonts w:ascii="Wingdings" w:hAnsi="Wingdings" w:hint="default"/>
+        <w:sz w:val="20"/>
+      </w:rPr>
+    </w:lvl>
+    <w:lvl w:ilvl="4" w:tentative="1">
+      <w:start w:val="1"/>
+      <w:numFmt w:val="bullet"/>
+      <w:lvlText w:val=""/>
+      <w:lvlJc w:val="left"/>
+      <w:pPr>
+        <w:tabs>
+          <w:tab w:val="num" w:pos="3600"/>
+        </w:tabs>
+        <w:ind w:left="3600" w:hanging="360"/>
+      </w:pPr>
+      <w:rPr>
+        <w:rFonts w:ascii="Wingdings" w:hAnsi="Wingdings" w:hint="default"/>
+        <w:sz w:val="20"/>
+      </w:rPr>
+    </w:lvl>
+    <w:lvl w:ilvl="5" w:tentative="1">
+      <w:start w:val="1"/>
+      <w:numFmt w:val="bullet"/>
+      <w:lvlText w:val=""/>
+      <w:lvlJc w:val="left"/>
+      <w:pPr>
+        <w:tabs>
+          <w:tab w:val="num" w:pos="4320"/>
+        </w:tabs>
+        <w:ind w:left="4320" w:hanging="360"/>
+      </w:pPr>
+      <w:rPr>
+        <w:rFonts w:ascii="Wingdings" w:hAnsi="Wingdings" w:hint="default"/>
+        <w:sz w:val="20"/>
+      </w:rPr>
+    </w:lvl>
+    <w:lvl w:ilvl="6" w:tentative="1">
+      <w:start w:val="1"/>
+      <w:numFmt w:val="bullet"/>
+      <w:lvlText w:val=""/>
+      <w:lvlJc w:val="left"/>
+      <w:pPr>
+        <w:tabs>
+          <w:tab w:val="num" w:pos="5040"/>
+        </w:tabs>
+        <w:ind w:left="5040" w:hanging="360"/>
+      </w:pPr>
+      <w:rPr>
+        <w:rFonts w:ascii="Wingdings" w:hAnsi="Wingdings" w:hint="default"/>
+        <w:sz w:val="20"/>
+      </w:rPr>
+    </w:lvl>
+    <w:lvl w:ilvl="7" w:tentative="1">
+      <w:start w:val="1"/>
+      <w:numFmt w:val="bullet"/>
+      <w:lvlText w:val=""/>
+      <w:lvlJc w:val="left"/>
+      <w:pPr>
+        <w:tabs>
+          <w:tab w:val="num" w:pos="5760"/>
+        </w:tabs>
+        <w:ind w:left="5760" w:hanging="360"/>
+      </w:pPr>
+      <w:rPr>
+        <w:rFonts w:ascii="Wingdings" w:hAnsi="Wingdings" w:hint="default"/>
+        <w:sz w:val="20"/>
+      </w:rPr>
+    </w:lvl>
+    <w:lvl w:ilvl="8" w:tentative="1">
+      <w:start w:val="1"/>
+      <w:numFmt w:val="bullet"/>
+      <w:lvlText w:val=""/>
+      <w:lvlJc w:val="left"/>
+      <w:pPr>
+        <w:tabs>
+          <w:tab w:val="num" w:pos="6480"/>
+        </w:tabs>
+        <w:ind w:left="6480" w:hanging="360"/>
+      </w:pPr>
+      <w:rPr>
+        <w:rFonts w:ascii="Wingdings" w:hAnsi="Wingdings" w:hint="default"/>
+        <w:sz w:val="20"/>
+      </w:rPr>
+    </w:lvl>
+  </w:abstractNum>
+  <w:abstractNum w:abstractNumId="5" w15:restartNumberingAfterBreak="0">
     <w:nsid w:val="772E7F28"/>
     <w:multiLevelType w:val="hybridMultilevel"/>
     <w:tmpl w:val="7BA87766"/>
@@ -1460,12 +3976,21 @@
     </w:lvl>
   </w:abstractNum>
   <w:num w:numId="1" w16cid:durableId="2115786340">
+    <w:abstractNumId w:val="5"/>
+  </w:num>
+  <w:num w:numId="2" w16cid:durableId="2044164333">
     <w:abstractNumId w:val="2"/>
   </w:num>
-  <w:num w:numId="2" w16cid:durableId="2044164333">
+  <w:num w:numId="3" w16cid:durableId="1861897776">
+    <w:abstractNumId w:val="3"/>
+  </w:num>
+  <w:num w:numId="4" w16cid:durableId="1550260256">
+    <w:abstractNumId w:val="4"/>
+  </w:num>
+  <w:num w:numId="5" w16cid:durableId="1467896707">
     <w:abstractNumId w:val="0"/>
   </w:num>
-  <w:num w:numId="3" w16cid:durableId="1861897776">
+  <w:num w:numId="6" w16cid:durableId="1090853292">
     <w:abstractNumId w:val="1"/>
   </w:num>
 </w:numbering>
@@ -1873,7 +4398,6 @@
   <w:style w:type="character" w:default="1" w:styleId="a0">
     <w:name w:val="Default Paragraph Font"/>
     <w:uiPriority w:val="1"/>
-    <w:semiHidden/>
     <w:unhideWhenUsed/>
   </w:style>
   <w:style w:type="table" w:default="1" w:styleId="a1">
@@ -1982,6 +4506,18 @@
     <w:pPr>
       <w:ind w:leftChars="200" w:left="480"/>
     </w:pPr>
+  </w:style>
+  <w:style w:type="paragraph" w:styleId="Web">
+    <w:name w:val="Normal (Web)"/>
+    <w:basedOn w:val="a"/>
+    <w:uiPriority w:val="99"/>
+    <w:semiHidden/>
+    <w:unhideWhenUsed/>
+    <w:rsid w:val="001D2CF6"/>
+    <w:rPr>
+      <w:rFonts w:ascii="Times New Roman" w:hAnsi="Times New Roman" w:cs="Times New Roman"/>
+      <w:szCs w:val="24"/>
+    </w:rPr>
   </w:style>
 </w:styles>
 </file>
